--- a/lessons/2-4/downloads/reveal/teacher/2.4-session-1-prerequisite-practice-b.docx
+++ b/lessons/2-4/downloads/reveal/teacher/2.4-session-1-prerequisite-practice-b.docx
@@ -15,10 +15,28 @@
         <w:rPr>
           <w:rFonts w:ascii="Avenir Next" w:hAnsi="Avenir Next" w:cs="Avenir Next" w:eastAsia="Avenir Next"/>
           <w:color w:val="1A1A1A"/>
+          <w:sz w:val="22"/>
+          <w:szCs w:val="20"/>
+        </w:rPr>
+        <w:t xml:space="preserve">Name</w:t>
+      </w:r>
+      <w:r>
+        <w:rPr>
+          <w:rFonts w:ascii="Avenir Next" w:hAnsi="Avenir Next" w:cs="Avenir Next" w:eastAsia="Avenir Next"/>
+          <w:color w:val="1A1A1A"/>
           <w:sz w:val="20"/>
           <w:szCs w:val="20"/>
         </w:rPr>
-        <w:t xml:space="preserve">Name</w:t>
+        <w:tab/>
+      </w:r>
+      <w:r>
+        <w:rPr>
+          <w:rFonts w:ascii="Avenir Next" w:hAnsi="Avenir Next" w:cs="Avenir Next" w:eastAsia="Avenir Next"/>
+          <w:color w:val="1A1A1A"/>
+          <w:sz w:val="22"/>
+          <w:szCs w:val="20"/>
+        </w:rPr>
+        <w:t xml:space="preserve">   Date</w:t>
       </w:r>
       <w:r>
         <w:rPr>
@@ -33,25 +51,7 @@
         <w:rPr>
           <w:rFonts w:ascii="Avenir Next" w:hAnsi="Avenir Next" w:cs="Avenir Next" w:eastAsia="Avenir Next"/>
           <w:color w:val="1A1A1A"/>
-          <w:sz w:val="20"/>
-          <w:szCs w:val="20"/>
-        </w:rPr>
-        <w:t xml:space="preserve">   Date</w:t>
-      </w:r>
-      <w:r>
-        <w:rPr>
-          <w:rFonts w:ascii="Avenir Next" w:hAnsi="Avenir Next" w:cs="Avenir Next" w:eastAsia="Avenir Next"/>
-          <w:color w:val="1A1A1A"/>
-          <w:sz w:val="20"/>
-          <w:szCs w:val="20"/>
-        </w:rPr>
-        <w:tab/>
-      </w:r>
-      <w:r>
-        <w:rPr>
-          <w:rFonts w:ascii="Avenir Next" w:hAnsi="Avenir Next" w:cs="Avenir Next" w:eastAsia="Avenir Next"/>
-          <w:color w:val="1A1A1A"/>
-          <w:sz w:val="20"/>
+          <w:sz w:val="22"/>
           <w:szCs w:val="20"/>
         </w:rPr>
         <w:t xml:space="preserve">   Period</w:t>
@@ -78,7 +78,7 @@
           <w:caps/>
           <w:color w:val="003A70"/>
           <w:spacing w:val="12"/>
-          <w:sz w:val="19"/>
+          <w:sz w:val="22"/>
           <w:szCs w:val="19"/>
         </w:rPr>
         <w:t xml:space="preserve">Lesson 2-4  ·  Session 1  ·  Prerequisite Practice B  ·  Skill 1 of 2</w:t>
@@ -86,6 +86,7 @@
     </w:p>
     <w:p>
       <w:pPr>
+        <w:pStyle w:val="Heading1"/>
         <w:keepNext/>
         <w:spacing w:before="0" w:after="10" w:line="240" w:lineRule="auto"/>
       </w:pPr>
@@ -111,7 +112,7 @@
         <w:rPr>
           <w:rFonts w:ascii="Avenir Next" w:hAnsi="Avenir Next" w:cs="Avenir Next" w:eastAsia="Avenir Next"/>
           <w:color w:val="5A5F66"/>
-          <w:sz w:val="17"/>
+          <w:sz w:val="22"/>
           <w:szCs w:val="17"/>
         </w:rPr>
         <w:t xml:space="preserve">Builds on Lesson 2-3 · 6.SP.B.5c</w:t>
@@ -154,6 +155,7 @@
           </w:tcPr>
           <w:p>
             <w:pPr>
+              <w:pStyle w:val="Heading2"/>
               <w:spacing w:before="0" w:after="0" w:line="252" w:lineRule="auto"/>
             </w:pPr>
             <w:r>
@@ -183,7 +185,7 @@
               <w:rPr>
                 <w:rFonts w:ascii="Avenir Next" w:hAnsi="Avenir Next" w:cs="Avenir Next" w:eastAsia="Avenir Next"/>
                 <w:color w:val="1A1A1A"/>
-                <w:sz w:val="20"/>
+                <w:sz w:val="22"/>
                 <w:szCs w:val="20"/>
               </w:rPr>
               <w:t xml:space="preserve">Each five-number summary needs the median, like 21 for the pumpkin weights.</w:t>
@@ -203,6 +205,7 @@
           </w:tcPr>
           <w:p>
             <w:pPr>
+              <w:pStyle w:val="Heading2"/>
               <w:spacing w:before="0" w:after="0" w:line="252" w:lineRule="auto"/>
             </w:pPr>
             <w:r>
@@ -232,7 +235,7 @@
               <w:rPr>
                 <w:rFonts w:ascii="Avenir Next" w:hAnsi="Avenir Next" w:cs="Avenir Next" w:eastAsia="Avenir Next"/>
                 <w:color w:val="1A1A1A"/>
-                <w:sz w:val="20"/>
+                <w:sz w:val="22"/>
                 <w:szCs w:val="20"/>
               </w:rPr>
               <w:t xml:space="preserve">Find the median of an odd or an even number of values.  </w:t>
@@ -242,7 +245,7 @@
                 <w:rFonts w:ascii="Avenir Next" w:hAnsi="Avenir Next" w:cs="Avenir Next" w:eastAsia="Avenir Next"/>
                 <w:b/>
                 <w:color w:val="1A1A1A"/>
-                <w:sz w:val="20"/>
+                <w:sz w:val="22"/>
                 <w:szCs w:val="20"/>
               </w:rPr>
               <w:t xml:space="preserve">You will use it in Practice Form A, problems 1 and 7.</w:t>
@@ -253,6 +256,7 @@
     </w:tbl>
     <w:p>
       <w:pPr>
+        <w:pStyle w:val="Heading2"/>
         <w:keepNext/>
         <w:pBdr>
           <w:bottom w:val="single" w:sz="8" w:space="3" w:color="003A70"/>
@@ -268,7 +272,7 @@
           <w:b/>
           <w:color w:val="003A70"/>
           <w:spacing w:val="14"/>
-          <w:sz w:val="19"/>
+          <w:sz w:val="22"/>
           <w:szCs w:val="19"/>
         </w:rPr>
         <w:t xml:space="preserve">STEPS TO FOLLOW</w:t>
@@ -287,7 +291,7 @@
           <w:rFonts w:ascii="Avenir Next" w:hAnsi="Avenir Next" w:cs="Avenir Next" w:eastAsia="Avenir Next"/>
           <w:i/>
           <w:color w:val="5A5F66"/>
-          <w:sz w:val="17"/>
+          <w:sz w:val="22"/>
           <w:szCs w:val="17"/>
         </w:rPr>
         <w:t xml:space="preserve">use these same steps on every problem</w:t>
@@ -329,6 +333,7 @@
           </w:tcPr>
           <w:p>
             <w:pPr>
+              <w:pStyle w:val="Heading1"/>
               <w:spacing w:before="0" w:after="0" w:line="240" w:lineRule="auto"/>
               <w:jc w:val="center"/>
             </w:pPr>
@@ -358,7 +363,7 @@
                 <w:rFonts w:ascii="Avenir Next" w:hAnsi="Avenir Next" w:cs="Avenir Next" w:eastAsia="Avenir Next"/>
                 <w:b/>
                 <w:color w:val="1A1A1A"/>
-                <w:sz w:val="21"/>
+                <w:sz w:val="22"/>
                 <w:szCs w:val="21"/>
               </w:rPr>
               <w:t xml:space="preserve">Order</w:t>
@@ -367,7 +372,7 @@
               <w:rPr>
                 <w:rFonts w:ascii="Avenir Next" w:hAnsi="Avenir Next" w:cs="Avenir Next" w:eastAsia="Avenir Next"/>
                 <w:color w:val="1A1A1A"/>
-                <w:sz w:val="21"/>
+                <w:sz w:val="22"/>
                 <w:szCs w:val="21"/>
               </w:rPr>
               <w:t xml:space="preserve"> the values.</w:t>
@@ -386,6 +391,7 @@
           </w:tcPr>
           <w:p>
             <w:pPr>
+              <w:pStyle w:val="Heading1"/>
               <w:spacing w:before="0" w:after="0" w:line="240" w:lineRule="auto"/>
               <w:jc w:val="center"/>
             </w:pPr>
@@ -414,7 +420,7 @@
               <w:rPr>
                 <w:rFonts w:ascii="Avenir Next" w:hAnsi="Avenir Next" w:cs="Avenir Next" w:eastAsia="Avenir Next"/>
                 <w:color w:val="1A1A1A"/>
-                <w:sz w:val="21"/>
+                <w:sz w:val="22"/>
                 <w:szCs w:val="21"/>
               </w:rPr>
               <w:t xml:space="preserve">Find the </w:t>
@@ -424,7 +430,7 @@
                 <w:rFonts w:ascii="Avenir Next" w:hAnsi="Avenir Next" w:cs="Avenir Next" w:eastAsia="Avenir Next"/>
                 <w:b/>
                 <w:color w:val="1A1A1A"/>
-                <w:sz w:val="21"/>
+                <w:sz w:val="22"/>
                 <w:szCs w:val="21"/>
               </w:rPr>
               <w:t xml:space="preserve">middle</w:t>
@@ -433,7 +439,7 @@
               <w:rPr>
                 <w:rFonts w:ascii="Avenir Next" w:hAnsi="Avenir Next" w:cs="Avenir Next" w:eastAsia="Avenir Next"/>
                 <w:color w:val="1A1A1A"/>
-                <w:sz w:val="21"/>
+                <w:sz w:val="22"/>
                 <w:szCs w:val="21"/>
               </w:rPr>
               <w:t xml:space="preserve">: one value or two.</w:t>
@@ -452,6 +458,7 @@
           </w:tcPr>
           <w:p>
             <w:pPr>
+              <w:pStyle w:val="Heading1"/>
               <w:spacing w:before="0" w:after="0" w:line="240" w:lineRule="auto"/>
               <w:jc w:val="center"/>
             </w:pPr>
@@ -480,7 +487,7 @@
               <w:rPr>
                 <w:rFonts w:ascii="Avenir Next" w:hAnsi="Avenir Next" w:cs="Avenir Next" w:eastAsia="Avenir Next"/>
                 <w:color w:val="1A1A1A"/>
-                <w:sz w:val="21"/>
+                <w:sz w:val="22"/>
                 <w:szCs w:val="21"/>
               </w:rPr>
               <w:t xml:space="preserve">Two middle values? </w:t>
@@ -490,7 +497,7 @@
                 <w:rFonts w:ascii="Avenir Next" w:hAnsi="Avenir Next" w:cs="Avenir Next" w:eastAsia="Avenir Next"/>
                 <w:b/>
                 <w:color w:val="1A1A1A"/>
-                <w:sz w:val="21"/>
+                <w:sz w:val="22"/>
                 <w:szCs w:val="21"/>
               </w:rPr>
               <w:t xml:space="preserve">Add</w:t>
@@ -499,7 +506,7 @@
               <w:rPr>
                 <w:rFonts w:ascii="Avenir Next" w:hAnsi="Avenir Next" w:cs="Avenir Next" w:eastAsia="Avenir Next"/>
                 <w:color w:val="1A1A1A"/>
-                <w:sz w:val="21"/>
+                <w:sz w:val="22"/>
                 <w:szCs w:val="21"/>
               </w:rPr>
               <w:t xml:space="preserve"> them and divide by 2.</w:t>
@@ -510,6 +517,7 @@
     </w:tbl>
     <w:p>
       <w:pPr>
+        <w:pStyle w:val="Heading2"/>
         <w:keepNext/>
         <w:pBdr>
           <w:bottom w:val="single" w:sz="8" w:space="3" w:color="003A70"/>
@@ -525,7 +533,7 @@
           <w:b/>
           <w:color w:val="003A70"/>
           <w:spacing w:val="14"/>
-          <w:sz w:val="19"/>
+          <w:sz w:val="22"/>
           <w:szCs w:val="19"/>
         </w:rPr>
         <w:t xml:space="preserve">WATCH ME</w:t>
@@ -544,7 +552,7 @@
           <w:rFonts w:ascii="Avenir Next" w:hAnsi="Avenir Next" w:cs="Avenir Next" w:eastAsia="Avenir Next"/>
           <w:i/>
           <w:color w:val="5A5F66"/>
-          <w:sz w:val="17"/>
+          <w:sz w:val="22"/>
           <w:szCs w:val="17"/>
         </w:rPr>
         <w:t xml:space="preserve">the steps in action</w:t>
@@ -559,7 +567,7 @@
           <w:rFonts w:ascii="Avenir Next" w:hAnsi="Avenir Next" w:cs="Avenir Next" w:eastAsia="Avenir Next"/>
           <w:b/>
           <w:color w:val="1A1A1A"/>
-          <w:sz w:val="21"/>
+          <w:sz w:val="22"/>
           <w:szCs w:val="21"/>
         </w:rPr>
         <w:t xml:space="preserve">Find the median of 3, 5, 8, 10, 12, 14, 18, 20.</w:t>
@@ -578,25 +586,25 @@
           <w:rFonts w:ascii="Avenir Next" w:hAnsi="Avenir Next" w:cs="Avenir Next" w:eastAsia="Avenir Next"/>
           <w:b/>
           <w:color w:val="003A70"/>
+          <w:sz w:val="22"/>
+          <w:szCs w:val="19"/>
+        </w:rPr>
+        <w:t xml:space="preserve">Step 1</w:t>
+      </w:r>
+      <w:r>
+        <w:rPr>
+          <w:rFonts w:ascii="Avenir Next" w:hAnsi="Avenir Next" w:cs="Avenir Next" w:eastAsia="Avenir Next"/>
+          <w:color w:val="1A1A1A"/>
           <w:sz w:val="19"/>
           <w:szCs w:val="19"/>
         </w:rPr>
-        <w:t xml:space="preserve">Step 1</w:t>
-      </w:r>
-      <w:r>
-        <w:rPr>
-          <w:rFonts w:ascii="Avenir Next" w:hAnsi="Avenir Next" w:cs="Avenir Next" w:eastAsia="Avenir Next"/>
-          <w:color w:val="1A1A1A"/>
-          <w:sz w:val="19"/>
-          <w:szCs w:val="19"/>
-        </w:rPr>
         <w:tab/>
       </w:r>
       <w:r>
         <w:rPr>
           <w:rFonts w:ascii="Avenir Next" w:hAnsi="Avenir Next" w:cs="Avenir Next" w:eastAsia="Avenir Next"/>
           <w:color w:val="1A1A1A"/>
-          <w:sz w:val="21"/>
+          <w:sz w:val="22"/>
           <w:szCs w:val="21"/>
         </w:rPr>
         <w:t xml:space="preserve">The values are in order.</w:t>
@@ -615,25 +623,25 @@
           <w:rFonts w:ascii="Avenir Next" w:hAnsi="Avenir Next" w:cs="Avenir Next" w:eastAsia="Avenir Next"/>
           <w:b/>
           <w:color w:val="003A70"/>
+          <w:sz w:val="22"/>
+          <w:szCs w:val="19"/>
+        </w:rPr>
+        <w:t xml:space="preserve">Step 2</w:t>
+      </w:r>
+      <w:r>
+        <w:rPr>
+          <w:rFonts w:ascii="Avenir Next" w:hAnsi="Avenir Next" w:cs="Avenir Next" w:eastAsia="Avenir Next"/>
+          <w:color w:val="1A1A1A"/>
           <w:sz w:val="19"/>
           <w:szCs w:val="19"/>
         </w:rPr>
-        <w:t xml:space="preserve">Step 2</w:t>
-      </w:r>
-      <w:r>
-        <w:rPr>
-          <w:rFonts w:ascii="Avenir Next" w:hAnsi="Avenir Next" w:cs="Avenir Next" w:eastAsia="Avenir Next"/>
-          <w:color w:val="1A1A1A"/>
-          <w:sz w:val="19"/>
-          <w:szCs w:val="19"/>
-        </w:rPr>
         <w:tab/>
       </w:r>
       <w:r>
         <w:rPr>
           <w:rFonts w:ascii="Avenir Next" w:hAnsi="Avenir Next" w:cs="Avenir Next" w:eastAsia="Avenir Next"/>
           <w:color w:val="1A1A1A"/>
-          <w:sz w:val="21"/>
+          <w:sz w:val="22"/>
           <w:szCs w:val="21"/>
         </w:rPr>
         <w:t xml:space="preserve">8 values. The two middle values are 10 and 12.</w:t>
@@ -652,25 +660,25 @@
           <w:rFonts w:ascii="Avenir Next" w:hAnsi="Avenir Next" w:cs="Avenir Next" w:eastAsia="Avenir Next"/>
           <w:b/>
           <w:color w:val="003A70"/>
+          <w:sz w:val="22"/>
+          <w:szCs w:val="19"/>
+        </w:rPr>
+        <w:t xml:space="preserve">Step 3</w:t>
+      </w:r>
+      <w:r>
+        <w:rPr>
+          <w:rFonts w:ascii="Avenir Next" w:hAnsi="Avenir Next" w:cs="Avenir Next" w:eastAsia="Avenir Next"/>
+          <w:color w:val="1A1A1A"/>
           <w:sz w:val="19"/>
           <w:szCs w:val="19"/>
         </w:rPr>
-        <w:t xml:space="preserve">Step 3</w:t>
-      </w:r>
-      <w:r>
-        <w:rPr>
-          <w:rFonts w:ascii="Avenir Next" w:hAnsi="Avenir Next" w:cs="Avenir Next" w:eastAsia="Avenir Next"/>
-          <w:color w:val="1A1A1A"/>
-          <w:sz w:val="19"/>
-          <w:szCs w:val="19"/>
-        </w:rPr>
         <w:tab/>
       </w:r>
       <w:r>
         <w:rPr>
           <w:rFonts w:ascii="Avenir Next" w:hAnsi="Avenir Next" w:cs="Avenir Next" w:eastAsia="Avenir Next"/>
           <w:color w:val="1A1A1A"/>
-          <w:sz w:val="21"/>
+          <w:sz w:val="22"/>
           <w:szCs w:val="21"/>
         </w:rPr>
         <w:t xml:space="preserve">(10 + 12) ÷ 2 = 11.</w:t>
@@ -689,18 +697,18 @@
           <w:rFonts w:ascii="Avenir Next" w:hAnsi="Avenir Next" w:cs="Avenir Next" w:eastAsia="Avenir Next"/>
           <w:b/>
           <w:color w:val="1A1A1A"/>
+          <w:sz w:val="22"/>
+          <w:szCs w:val="21"/>
+        </w:rPr>
+        <w:t xml:space="preserve">Answer</w:t>
+      </w:r>
+      <w:r>
+        <w:rPr>
+          <w:rFonts w:ascii="Avenir Next" w:hAnsi="Avenir Next" w:cs="Avenir Next" w:eastAsia="Avenir Next"/>
+          <w:color w:val="1A1A1A"/>
           <w:sz w:val="21"/>
           <w:szCs w:val="21"/>
         </w:rPr>
-        <w:t xml:space="preserve">Answer</w:t>
-      </w:r>
-      <w:r>
-        <w:rPr>
-          <w:rFonts w:ascii="Avenir Next" w:hAnsi="Avenir Next" w:cs="Avenir Next" w:eastAsia="Avenir Next"/>
-          <w:color w:val="1A1A1A"/>
-          <w:sz w:val="21"/>
-          <w:szCs w:val="21"/>
-        </w:rPr>
         <w:tab/>
       </w:r>
       <w:r>
@@ -708,7 +716,7 @@
           <w:rFonts w:ascii="Avenir Next" w:hAnsi="Avenir Next" w:cs="Avenir Next" w:eastAsia="Avenir Next"/>
           <w:b/>
           <w:color w:val="1A1A1A"/>
-          <w:sz w:val="21"/>
+          <w:sz w:val="22"/>
           <w:szCs w:val="21"/>
         </w:rPr>
         <w:t xml:space="preserve">11</w:t>
@@ -716,6 +724,7 @@
     </w:p>
     <w:p>
       <w:pPr>
+        <w:pStyle w:val="Heading2"/>
         <w:keepNext/>
         <w:pBdr>
           <w:bottom w:val="single" w:sz="8" w:space="3" w:color="003A70"/>
@@ -731,7 +740,7 @@
           <w:b/>
           <w:color w:val="003A70"/>
           <w:spacing w:val="14"/>
-          <w:sz w:val="19"/>
+          <w:sz w:val="22"/>
           <w:szCs w:val="19"/>
         </w:rPr>
         <w:t xml:space="preserve">TRY IT WITH HELP</w:t>
@@ -750,7 +759,7 @@
           <w:rFonts w:ascii="Avenir Next" w:hAnsi="Avenir Next" w:cs="Avenir Next" w:eastAsia="Avenir Next"/>
           <w:i/>
           <w:color w:val="5A5F66"/>
-          <w:sz w:val="17"/>
+          <w:sz w:val="22"/>
           <w:szCs w:val="17"/>
         </w:rPr>
         <w:t xml:space="preserve">fill in each step</w:t>
@@ -808,35 +817,35 @@
           <w:rFonts w:ascii="Avenir Next" w:hAnsi="Avenir Next" w:cs="Avenir Next" w:eastAsia="Avenir Next"/>
           <w:b/>
           <w:color w:val="003A70"/>
+          <w:sz w:val="22"/>
+          <w:szCs w:val="18"/>
+        </w:rPr>
+        <w:t xml:space="preserve">Step 1</w:t>
+      </w:r>
+      <w:r>
+        <w:rPr>
+          <w:rFonts w:ascii="Avenir Next" w:hAnsi="Avenir Next" w:cs="Avenir Next" w:eastAsia="Avenir Next"/>
+          <w:color w:val="1A1A1A"/>
           <w:sz w:val="18"/>
           <w:szCs w:val="18"/>
         </w:rPr>
-        <w:t xml:space="preserve">Step 1</w:t>
-      </w:r>
-      <w:r>
-        <w:rPr>
-          <w:rFonts w:ascii="Avenir Next" w:hAnsi="Avenir Next" w:cs="Avenir Next" w:eastAsia="Avenir Next"/>
-          <w:color w:val="1A1A1A"/>
-          <w:sz w:val="18"/>
-          <w:szCs w:val="18"/>
-        </w:rPr>
         <w:tab/>
       </w:r>
       <w:r>
         <w:rPr>
           <w:rFonts w:ascii="Avenir Next" w:hAnsi="Avenir Next" w:cs="Avenir Next" w:eastAsia="Avenir Next"/>
           <w:color w:val="1A1A1A"/>
+          <w:sz w:val="22"/>
+          <w:szCs w:val="21"/>
+        </w:rPr>
+        <w:t xml:space="preserve">In order: </w:t>
+      </w:r>
+      <w:r>
+        <w:rPr>
+          <w:rFonts w:ascii="Avenir Next" w:hAnsi="Avenir Next" w:cs="Avenir Next" w:eastAsia="Avenir Next"/>
+          <w:color w:val="1A1A1A"/>
           <w:sz w:val="21"/>
           <w:szCs w:val="21"/>
-        </w:rPr>
-        <w:t xml:space="preserve">In order: </w:t>
-      </w:r>
-      <w:r>
-        <w:rPr>
-          <w:rFonts w:ascii="Avenir Next" w:hAnsi="Avenir Next" w:cs="Avenir Next" w:eastAsia="Avenir Next"/>
-          <w:color w:val="1A1A1A"/>
-          <w:sz w:val="21"/>
-          <w:szCs w:val="21"/>
           <w:u w:val="single"/>
         </w:rPr>
         <w:t xml:space="preserve">                </w:t>
@@ -845,7 +854,7 @@
         <w:rPr>
           <w:rFonts w:ascii="Avenir Next" w:hAnsi="Avenir Next" w:cs="Avenir Next" w:eastAsia="Avenir Next"/>
           <w:color w:val="1A1A1A"/>
-          <w:sz w:val="21"/>
+          <w:sz w:val="22"/>
           <w:szCs w:val="21"/>
         </w:rPr>
         <w:t xml:space="preserve">.</w:t>
@@ -865,35 +874,35 @@
           <w:rFonts w:ascii="Avenir Next" w:hAnsi="Avenir Next" w:cs="Avenir Next" w:eastAsia="Avenir Next"/>
           <w:b/>
           <w:color w:val="003A70"/>
+          <w:sz w:val="22"/>
+          <w:szCs w:val="18"/>
+        </w:rPr>
+        <w:t xml:space="preserve">Step 2</w:t>
+      </w:r>
+      <w:r>
+        <w:rPr>
+          <w:rFonts w:ascii="Avenir Next" w:hAnsi="Avenir Next" w:cs="Avenir Next" w:eastAsia="Avenir Next"/>
+          <w:color w:val="1A1A1A"/>
           <w:sz w:val="18"/>
           <w:szCs w:val="18"/>
         </w:rPr>
-        <w:t xml:space="preserve">Step 2</w:t>
-      </w:r>
-      <w:r>
-        <w:rPr>
-          <w:rFonts w:ascii="Avenir Next" w:hAnsi="Avenir Next" w:cs="Avenir Next" w:eastAsia="Avenir Next"/>
-          <w:color w:val="1A1A1A"/>
-          <w:sz w:val="18"/>
-          <w:szCs w:val="18"/>
-        </w:rPr>
         <w:tab/>
       </w:r>
       <w:r>
         <w:rPr>
           <w:rFonts w:ascii="Avenir Next" w:hAnsi="Avenir Next" w:cs="Avenir Next" w:eastAsia="Avenir Next"/>
           <w:color w:val="1A1A1A"/>
+          <w:sz w:val="22"/>
+          <w:szCs w:val="21"/>
+        </w:rPr>
+        <w:t xml:space="preserve">One middle value: </w:t>
+      </w:r>
+      <w:r>
+        <w:rPr>
+          <w:rFonts w:ascii="Avenir Next" w:hAnsi="Avenir Next" w:cs="Avenir Next" w:eastAsia="Avenir Next"/>
+          <w:color w:val="1A1A1A"/>
           <w:sz w:val="21"/>
           <w:szCs w:val="21"/>
-        </w:rPr>
-        <w:t xml:space="preserve">One middle value: </w:t>
-      </w:r>
-      <w:r>
-        <w:rPr>
-          <w:rFonts w:ascii="Avenir Next" w:hAnsi="Avenir Next" w:cs="Avenir Next" w:eastAsia="Avenir Next"/>
-          <w:color w:val="1A1A1A"/>
-          <w:sz w:val="21"/>
-          <w:szCs w:val="21"/>
           <w:u w:val="single"/>
         </w:rPr>
         <w:t xml:space="preserve">                </w:t>
@@ -902,7 +911,7 @@
         <w:rPr>
           <w:rFonts w:ascii="Avenir Next" w:hAnsi="Avenir Next" w:cs="Avenir Next" w:eastAsia="Avenir Next"/>
           <w:color w:val="1A1A1A"/>
-          <w:sz w:val="21"/>
+          <w:sz w:val="22"/>
           <w:szCs w:val="21"/>
         </w:rPr>
         <w:t xml:space="preserve">.</w:t>
@@ -922,35 +931,35 @@
           <w:rFonts w:ascii="Avenir Next" w:hAnsi="Avenir Next" w:cs="Avenir Next" w:eastAsia="Avenir Next"/>
           <w:b/>
           <w:color w:val="003A70"/>
+          <w:sz w:val="22"/>
+          <w:szCs w:val="18"/>
+        </w:rPr>
+        <w:t xml:space="preserve">Step 3</w:t>
+      </w:r>
+      <w:r>
+        <w:rPr>
+          <w:rFonts w:ascii="Avenir Next" w:hAnsi="Avenir Next" w:cs="Avenir Next" w:eastAsia="Avenir Next"/>
+          <w:color w:val="1A1A1A"/>
           <w:sz w:val="18"/>
           <w:szCs w:val="18"/>
         </w:rPr>
-        <w:t xml:space="preserve">Step 3</w:t>
-      </w:r>
-      <w:r>
-        <w:rPr>
-          <w:rFonts w:ascii="Avenir Next" w:hAnsi="Avenir Next" w:cs="Avenir Next" w:eastAsia="Avenir Next"/>
-          <w:color w:val="1A1A1A"/>
-          <w:sz w:val="18"/>
-          <w:szCs w:val="18"/>
-        </w:rPr>
         <w:tab/>
       </w:r>
       <w:r>
         <w:rPr>
           <w:rFonts w:ascii="Avenir Next" w:hAnsi="Avenir Next" w:cs="Avenir Next" w:eastAsia="Avenir Next"/>
           <w:color w:val="1A1A1A"/>
+          <w:sz w:val="22"/>
+          <w:szCs w:val="21"/>
+        </w:rPr>
+        <w:t xml:space="preserve">The median is </w:t>
+      </w:r>
+      <w:r>
+        <w:rPr>
+          <w:rFonts w:ascii="Avenir Next" w:hAnsi="Avenir Next" w:cs="Avenir Next" w:eastAsia="Avenir Next"/>
+          <w:color w:val="1A1A1A"/>
           <w:sz w:val="21"/>
           <w:szCs w:val="21"/>
-        </w:rPr>
-        <w:t xml:space="preserve">The median is </w:t>
-      </w:r>
-      <w:r>
-        <w:rPr>
-          <w:rFonts w:ascii="Avenir Next" w:hAnsi="Avenir Next" w:cs="Avenir Next" w:eastAsia="Avenir Next"/>
-          <w:color w:val="1A1A1A"/>
-          <w:sz w:val="21"/>
-          <w:szCs w:val="21"/>
           <w:u w:val="single"/>
         </w:rPr>
         <w:t xml:space="preserve">                </w:t>
@@ -959,7 +968,7 @@
         <w:rPr>
           <w:rFonts w:ascii="Avenir Next" w:hAnsi="Avenir Next" w:cs="Avenir Next" w:eastAsia="Avenir Next"/>
           <w:color w:val="1A1A1A"/>
-          <w:sz w:val="21"/>
+          <w:sz w:val="22"/>
           <w:szCs w:val="21"/>
         </w:rPr>
         <w:t xml:space="preserve">.</w:t>
@@ -1022,35 +1031,35 @@
           <w:rFonts w:ascii="Avenir Next" w:hAnsi="Avenir Next" w:cs="Avenir Next" w:eastAsia="Avenir Next"/>
           <w:b/>
           <w:color w:val="003A70"/>
+          <w:sz w:val="22"/>
+          <w:szCs w:val="18"/>
+        </w:rPr>
+        <w:t xml:space="preserve">Step 1</w:t>
+      </w:r>
+      <w:r>
+        <w:rPr>
+          <w:rFonts w:ascii="Avenir Next" w:hAnsi="Avenir Next" w:cs="Avenir Next" w:eastAsia="Avenir Next"/>
+          <w:color w:val="1A1A1A"/>
           <w:sz w:val="18"/>
           <w:szCs w:val="18"/>
         </w:rPr>
-        <w:t xml:space="preserve">Step 1</w:t>
-      </w:r>
-      <w:r>
-        <w:rPr>
-          <w:rFonts w:ascii="Avenir Next" w:hAnsi="Avenir Next" w:cs="Avenir Next" w:eastAsia="Avenir Next"/>
-          <w:color w:val="1A1A1A"/>
-          <w:sz w:val="18"/>
-          <w:szCs w:val="18"/>
-        </w:rPr>
         <w:tab/>
       </w:r>
       <w:r>
         <w:rPr>
           <w:rFonts w:ascii="Avenir Next" w:hAnsi="Avenir Next" w:cs="Avenir Next" w:eastAsia="Avenir Next"/>
           <w:color w:val="1A1A1A"/>
+          <w:sz w:val="22"/>
+          <w:szCs w:val="21"/>
+        </w:rPr>
+        <w:t xml:space="preserve">In order: </w:t>
+      </w:r>
+      <w:r>
+        <w:rPr>
+          <w:rFonts w:ascii="Avenir Next" w:hAnsi="Avenir Next" w:cs="Avenir Next" w:eastAsia="Avenir Next"/>
+          <w:color w:val="1A1A1A"/>
           <w:sz w:val="21"/>
           <w:szCs w:val="21"/>
-        </w:rPr>
-        <w:t xml:space="preserve">In order: </w:t>
-      </w:r>
-      <w:r>
-        <w:rPr>
-          <w:rFonts w:ascii="Avenir Next" w:hAnsi="Avenir Next" w:cs="Avenir Next" w:eastAsia="Avenir Next"/>
-          <w:color w:val="1A1A1A"/>
-          <w:sz w:val="21"/>
-          <w:szCs w:val="21"/>
           <w:u w:val="single"/>
         </w:rPr>
         <w:t xml:space="preserve">                </w:t>
@@ -1059,7 +1068,7 @@
         <w:rPr>
           <w:rFonts w:ascii="Avenir Next" w:hAnsi="Avenir Next" w:cs="Avenir Next" w:eastAsia="Avenir Next"/>
           <w:color w:val="1A1A1A"/>
-          <w:sz w:val="21"/>
+          <w:sz w:val="22"/>
           <w:szCs w:val="21"/>
         </w:rPr>
         <w:t xml:space="preserve">.</w:t>
@@ -1079,28 +1088,47 @@
           <w:rFonts w:ascii="Avenir Next" w:hAnsi="Avenir Next" w:cs="Avenir Next" w:eastAsia="Avenir Next"/>
           <w:b/>
           <w:color w:val="003A70"/>
+          <w:sz w:val="22"/>
+          <w:szCs w:val="18"/>
+        </w:rPr>
+        <w:t xml:space="preserve">Step 2</w:t>
+      </w:r>
+      <w:r>
+        <w:rPr>
+          <w:rFonts w:ascii="Avenir Next" w:hAnsi="Avenir Next" w:cs="Avenir Next" w:eastAsia="Avenir Next"/>
+          <w:color w:val="1A1A1A"/>
           <w:sz w:val="18"/>
           <w:szCs w:val="18"/>
         </w:rPr>
-        <w:t xml:space="preserve">Step 2</w:t>
-      </w:r>
-      <w:r>
-        <w:rPr>
-          <w:rFonts w:ascii="Avenir Next" w:hAnsi="Avenir Next" w:cs="Avenir Next" w:eastAsia="Avenir Next"/>
-          <w:color w:val="1A1A1A"/>
-          <w:sz w:val="18"/>
-          <w:szCs w:val="18"/>
-        </w:rPr>
         <w:tab/>
       </w:r>
       <w:r>
         <w:rPr>
           <w:rFonts w:ascii="Avenir Next" w:hAnsi="Avenir Next" w:cs="Avenir Next" w:eastAsia="Avenir Next"/>
           <w:color w:val="1A1A1A"/>
+          <w:sz w:val="22"/>
+          <w:szCs w:val="21"/>
+        </w:rPr>
+        <w:t xml:space="preserve">Two middle values: </w:t>
+      </w:r>
+      <w:r>
+        <w:rPr>
+          <w:rFonts w:ascii="Avenir Next" w:hAnsi="Avenir Next" w:cs="Avenir Next" w:eastAsia="Avenir Next"/>
+          <w:color w:val="1A1A1A"/>
           <w:sz w:val="21"/>
           <w:szCs w:val="21"/>
-        </w:rPr>
-        <w:t xml:space="preserve">Two middle values: </w:t>
+          <w:u w:val="single"/>
+        </w:rPr>
+        <w:t xml:space="preserve">                </w:t>
+      </w:r>
+      <w:r>
+        <w:rPr>
+          <w:rFonts w:ascii="Avenir Next" w:hAnsi="Avenir Next" w:cs="Avenir Next" w:eastAsia="Avenir Next"/>
+          <w:color w:val="1A1A1A"/>
+          <w:sz w:val="22"/>
+          <w:szCs w:val="21"/>
+        </w:rPr>
+        <w:t xml:space="preserve"> and </w:t>
       </w:r>
       <w:r>
         <w:rPr>
@@ -1116,26 +1144,7 @@
         <w:rPr>
           <w:rFonts w:ascii="Avenir Next" w:hAnsi="Avenir Next" w:cs="Avenir Next" w:eastAsia="Avenir Next"/>
           <w:color w:val="1A1A1A"/>
-          <w:sz w:val="21"/>
-          <w:szCs w:val="21"/>
-        </w:rPr>
-        <w:t xml:space="preserve"> and </w:t>
-      </w:r>
-      <w:r>
-        <w:rPr>
-          <w:rFonts w:ascii="Avenir Next" w:hAnsi="Avenir Next" w:cs="Avenir Next" w:eastAsia="Avenir Next"/>
-          <w:color w:val="1A1A1A"/>
-          <w:sz w:val="21"/>
-          <w:szCs w:val="21"/>
-          <w:u w:val="single"/>
-        </w:rPr>
-        <w:t xml:space="preserve">                </w:t>
-      </w:r>
-      <w:r>
-        <w:rPr>
-          <w:rFonts w:ascii="Avenir Next" w:hAnsi="Avenir Next" w:cs="Avenir Next" w:eastAsia="Avenir Next"/>
-          <w:color w:val="1A1A1A"/>
-          <w:sz w:val="21"/>
+          <w:sz w:val="22"/>
           <w:szCs w:val="21"/>
         </w:rPr>
         <w:t xml:space="preserve">.</w:t>
@@ -1155,35 +1164,35 @@
           <w:rFonts w:ascii="Avenir Next" w:hAnsi="Avenir Next" w:cs="Avenir Next" w:eastAsia="Avenir Next"/>
           <w:b/>
           <w:color w:val="003A70"/>
+          <w:sz w:val="22"/>
+          <w:szCs w:val="18"/>
+        </w:rPr>
+        <w:t xml:space="preserve">Step 3</w:t>
+      </w:r>
+      <w:r>
+        <w:rPr>
+          <w:rFonts w:ascii="Avenir Next" w:hAnsi="Avenir Next" w:cs="Avenir Next" w:eastAsia="Avenir Next"/>
+          <w:color w:val="1A1A1A"/>
           <w:sz w:val="18"/>
           <w:szCs w:val="18"/>
         </w:rPr>
-        <w:t xml:space="preserve">Step 3</w:t>
-      </w:r>
-      <w:r>
-        <w:rPr>
-          <w:rFonts w:ascii="Avenir Next" w:hAnsi="Avenir Next" w:cs="Avenir Next" w:eastAsia="Avenir Next"/>
-          <w:color w:val="1A1A1A"/>
-          <w:sz w:val="18"/>
-          <w:szCs w:val="18"/>
-        </w:rPr>
         <w:tab/>
       </w:r>
       <w:r>
         <w:rPr>
           <w:rFonts w:ascii="Avenir Next" w:hAnsi="Avenir Next" w:cs="Avenir Next" w:eastAsia="Avenir Next"/>
           <w:color w:val="1A1A1A"/>
+          <w:sz w:val="22"/>
+          <w:szCs w:val="21"/>
+        </w:rPr>
+        <w:t xml:space="preserve">(10 + 14) ÷ 2 = </w:t>
+      </w:r>
+      <w:r>
+        <w:rPr>
+          <w:rFonts w:ascii="Avenir Next" w:hAnsi="Avenir Next" w:cs="Avenir Next" w:eastAsia="Avenir Next"/>
+          <w:color w:val="1A1A1A"/>
           <w:sz w:val="21"/>
           <w:szCs w:val="21"/>
-        </w:rPr>
-        <w:t xml:space="preserve">(10 + 14) ÷ 2 = </w:t>
-      </w:r>
-      <w:r>
-        <w:rPr>
-          <w:rFonts w:ascii="Avenir Next" w:hAnsi="Avenir Next" w:cs="Avenir Next" w:eastAsia="Avenir Next"/>
-          <w:color w:val="1A1A1A"/>
-          <w:sz w:val="21"/>
-          <w:szCs w:val="21"/>
           <w:u w:val="single"/>
         </w:rPr>
         <w:t xml:space="preserve">                </w:t>
@@ -1192,7 +1201,7 @@
         <w:rPr>
           <w:rFonts w:ascii="Avenir Next" w:hAnsi="Avenir Next" w:cs="Avenir Next" w:eastAsia="Avenir Next"/>
           <w:color w:val="1A1A1A"/>
-          <w:sz w:val="21"/>
+          <w:sz w:val="22"/>
           <w:szCs w:val="21"/>
         </w:rPr>
         <w:t xml:space="preserve">.</w:t>
@@ -1205,6 +1214,7 @@
     </w:p>
     <w:p>
       <w:pPr>
+        <w:pStyle w:val="Heading2"/>
         <w:keepNext/>
         <w:pBdr>
           <w:bottom w:val="single" w:sz="8" w:space="3" w:color="003A70"/>
@@ -1220,7 +1230,7 @@
           <w:b/>
           <w:color w:val="003A70"/>
           <w:spacing w:val="14"/>
-          <w:sz w:val="19"/>
+          <w:sz w:val="22"/>
           <w:szCs w:val="19"/>
         </w:rPr>
         <w:t xml:space="preserve">YOUR TURN</w:t>
@@ -1239,7 +1249,7 @@
           <w:rFonts w:ascii="Avenir Next" w:hAnsi="Avenir Next" w:cs="Avenir Next" w:eastAsia="Avenir Next"/>
           <w:i/>
           <w:color w:val="5A5F66"/>
-          <w:sz w:val="17"/>
+          <w:sz w:val="22"/>
           <w:szCs w:val="17"/>
         </w:rPr>
         <w:t xml:space="preserve">use the steps on your own</w:t>
@@ -1410,7 +1420,7 @@
                       <w:szCs w:val="22"/>
                       <w:u w:val="single"/>
                     </w:rPr>
-                    <w:t xml:space="preserve">      </w:t>
+                    <w:t xml:space="preserve">          </w:t>
                   </w:r>
                 </w:p>
               </w:tc>
@@ -1472,7 +1482,7 @@
                       <w:szCs w:val="22"/>
                       <w:u w:val="single"/>
                     </w:rPr>
-                    <w:t xml:space="preserve">      </w:t>
+                    <w:t xml:space="preserve">          </w:t>
                   </w:r>
                 </w:p>
               </w:tc>
@@ -1540,7 +1550,7 @@
                       <w:szCs w:val="22"/>
                       <w:u w:val="single"/>
                     </w:rPr>
-                    <w:t xml:space="preserve">      </w:t>
+                    <w:t xml:space="preserve">          </w:t>
                   </w:r>
                 </w:p>
               </w:tc>
@@ -1602,7 +1612,7 @@
                       <w:szCs w:val="22"/>
                       <w:u w:val="single"/>
                     </w:rPr>
-                    <w:t xml:space="preserve">      </w:t>
+                    <w:t xml:space="preserve">          </w:t>
                   </w:r>
                 </w:p>
               </w:tc>
@@ -1670,7 +1680,7 @@
                       <w:szCs w:val="22"/>
                       <w:u w:val="single"/>
                     </w:rPr>
-                    <w:t xml:space="preserve">      </w:t>
+                    <w:t xml:space="preserve">          </w:t>
                   </w:r>
                 </w:p>
               </w:tc>
@@ -1732,7 +1742,7 @@
                       <w:szCs w:val="22"/>
                       <w:u w:val="single"/>
                     </w:rPr>
-                    <w:t xml:space="preserve">      </w:t>
+                    <w:t xml:space="preserve">          </w:t>
                   </w:r>
                 </w:p>
               </w:tc>
@@ -1764,7 +1774,7 @@
           <w:caps/>
           <w:color w:val="003A70"/>
           <w:spacing w:val="12"/>
-          <w:sz w:val="19"/>
+          <w:sz w:val="22"/>
           <w:szCs w:val="19"/>
         </w:rPr>
         <w:t xml:space="preserve">Lesson 2-4  ·  Session 1  ·  Prerequisite Practice B  ·  Skill 2 of 2</w:t>
@@ -1772,6 +1782,7 @@
     </w:p>
     <w:p>
       <w:pPr>
+        <w:pStyle w:val="Heading1"/>
         <w:keepNext/>
         <w:spacing w:before="0" w:after="10" w:line="240" w:lineRule="auto"/>
       </w:pPr>
@@ -1797,7 +1808,7 @@
         <w:rPr>
           <w:rFonts w:ascii="Avenir Next" w:hAnsi="Avenir Next" w:cs="Avenir Next" w:eastAsia="Avenir Next"/>
           <w:color w:val="5A5F66"/>
-          <w:sz w:val="17"/>
+          <w:sz w:val="22"/>
           <w:szCs w:val="17"/>
         </w:rPr>
         <w:t xml:space="preserve">Builds on Grade 5 · 5.MD.B.2</w:t>
@@ -1840,6 +1851,7 @@
           </w:tcPr>
           <w:p>
             <w:pPr>
+              <w:pStyle w:val="Heading2"/>
               <w:spacing w:before="0" w:after="0" w:line="252" w:lineRule="auto"/>
             </w:pPr>
             <w:r>
@@ -1869,7 +1881,7 @@
               <w:rPr>
                 <w:rFonts w:ascii="Avenir Next" w:hAnsi="Avenir Next" w:cs="Avenir Next" w:eastAsia="Avenir Next"/>
                 <w:color w:val="1A1A1A"/>
-                <w:sz w:val="20"/>
+                <w:sz w:val="22"/>
                 <w:szCs w:val="20"/>
               </w:rPr>
               <w:t xml:space="preserve">In problem 6 you draw a box plot for 12, 18, 24, 31, and 40 on a line.</w:t>
@@ -1889,6 +1901,7 @@
           </w:tcPr>
           <w:p>
             <w:pPr>
+              <w:pStyle w:val="Heading2"/>
               <w:spacing w:before="0" w:after="0" w:line="252" w:lineRule="auto"/>
             </w:pPr>
             <w:r>
@@ -1918,7 +1931,7 @@
               <w:rPr>
                 <w:rFonts w:ascii="Avenir Next" w:hAnsi="Avenir Next" w:cs="Avenir Next" w:eastAsia="Avenir Next"/>
                 <w:color w:val="1A1A1A"/>
-                <w:sz w:val="20"/>
+                <w:sz w:val="22"/>
                 <w:szCs w:val="20"/>
               </w:rPr>
               <w:t xml:space="preserve">Place a value on a number line where not every tick is labeled.  </w:t>
@@ -1928,7 +1941,7 @@
                 <w:rFonts w:ascii="Avenir Next" w:hAnsi="Avenir Next" w:cs="Avenir Next" w:eastAsia="Avenir Next"/>
                 <w:b/>
                 <w:color w:val="1A1A1A"/>
-                <w:sz w:val="20"/>
+                <w:sz w:val="22"/>
                 <w:szCs w:val="20"/>
               </w:rPr>
               <w:t xml:space="preserve">You will use it in Practice Form A, problem 6.</w:t>
@@ -1939,6 +1952,7 @@
     </w:tbl>
     <w:p>
       <w:pPr>
+        <w:pStyle w:val="Heading2"/>
         <w:keepNext/>
         <w:pBdr>
           <w:bottom w:val="single" w:sz="8" w:space="3" w:color="003A70"/>
@@ -1954,7 +1968,7 @@
           <w:b/>
           <w:color w:val="003A70"/>
           <w:spacing w:val="14"/>
-          <w:sz w:val="19"/>
+          <w:sz w:val="22"/>
           <w:szCs w:val="19"/>
         </w:rPr>
         <w:t xml:space="preserve">STEPS TO FOLLOW</w:t>
@@ -1973,7 +1987,7 @@
           <w:rFonts w:ascii="Avenir Next" w:hAnsi="Avenir Next" w:cs="Avenir Next" w:eastAsia="Avenir Next"/>
           <w:i/>
           <w:color w:val="5A5F66"/>
-          <w:sz w:val="17"/>
+          <w:sz w:val="22"/>
           <w:szCs w:val="17"/>
         </w:rPr>
         <w:t xml:space="preserve">use these same steps on every problem</w:t>
@@ -2015,6 +2029,7 @@
           </w:tcPr>
           <w:p>
             <w:pPr>
+              <w:pStyle w:val="Heading1"/>
               <w:spacing w:before="0" w:after="0" w:line="240" w:lineRule="auto"/>
               <w:jc w:val="center"/>
             </w:pPr>
@@ -2043,7 +2058,7 @@
               <w:rPr>
                 <w:rFonts w:ascii="Avenir Next" w:hAnsi="Avenir Next" w:cs="Avenir Next" w:eastAsia="Avenir Next"/>
                 <w:color w:val="1A1A1A"/>
-                <w:sz w:val="21"/>
+                <w:sz w:val="22"/>
                 <w:szCs w:val="21"/>
               </w:rPr>
               <w:t xml:space="preserve">Find what one </w:t>
@@ -2053,7 +2068,7 @@
                 <w:rFonts w:ascii="Avenir Next" w:hAnsi="Avenir Next" w:cs="Avenir Next" w:eastAsia="Avenir Next"/>
                 <w:b/>
                 <w:color w:val="1A1A1A"/>
-                <w:sz w:val="21"/>
+                <w:sz w:val="22"/>
                 <w:szCs w:val="21"/>
               </w:rPr>
               <w:t xml:space="preserve">tick</w:t>
@@ -2062,7 +2077,7 @@
               <w:rPr>
                 <w:rFonts w:ascii="Avenir Next" w:hAnsi="Avenir Next" w:cs="Avenir Next" w:eastAsia="Avenir Next"/>
                 <w:color w:val="1A1A1A"/>
-                <w:sz w:val="21"/>
+                <w:sz w:val="22"/>
                 <w:szCs w:val="21"/>
               </w:rPr>
               <w:t xml:space="preserve"> is worth.</w:t>
@@ -2081,6 +2096,7 @@
           </w:tcPr>
           <w:p>
             <w:pPr>
+              <w:pStyle w:val="Heading1"/>
               <w:spacing w:before="0" w:after="0" w:line="240" w:lineRule="auto"/>
               <w:jc w:val="center"/>
             </w:pPr>
@@ -2109,7 +2125,7 @@
               <w:rPr>
                 <w:rFonts w:ascii="Avenir Next" w:hAnsi="Avenir Next" w:cs="Avenir Next" w:eastAsia="Avenir Next"/>
                 <w:color w:val="1A1A1A"/>
-                <w:sz w:val="21"/>
+                <w:sz w:val="22"/>
                 <w:szCs w:val="21"/>
               </w:rPr>
               <w:t xml:space="preserve">Find the </w:t>
@@ -2119,7 +2135,7 @@
                 <w:rFonts w:ascii="Avenir Next" w:hAnsi="Avenir Next" w:cs="Avenir Next" w:eastAsia="Avenir Next"/>
                 <w:b/>
                 <w:color w:val="1A1A1A"/>
-                <w:sz w:val="21"/>
+                <w:sz w:val="22"/>
                 <w:szCs w:val="21"/>
               </w:rPr>
               <w:t xml:space="preserve">label</w:t>
@@ -2128,7 +2144,7 @@
               <w:rPr>
                 <w:rFonts w:ascii="Avenir Next" w:hAnsi="Avenir Next" w:cs="Avenir Next" w:eastAsia="Avenir Next"/>
                 <w:color w:val="1A1A1A"/>
-                <w:sz w:val="21"/>
+                <w:sz w:val="22"/>
                 <w:szCs w:val="21"/>
               </w:rPr>
               <w:t xml:space="preserve"> just below the value.</w:t>
@@ -2147,6 +2163,7 @@
           </w:tcPr>
           <w:p>
             <w:pPr>
+              <w:pStyle w:val="Heading1"/>
               <w:spacing w:before="0" w:after="0" w:line="240" w:lineRule="auto"/>
               <w:jc w:val="center"/>
             </w:pPr>
@@ -2176,7 +2193,7 @@
                 <w:rFonts w:ascii="Avenir Next" w:hAnsi="Avenir Next" w:cs="Avenir Next" w:eastAsia="Avenir Next"/>
                 <w:b/>
                 <w:color w:val="1A1A1A"/>
-                <w:sz w:val="21"/>
+                <w:sz w:val="22"/>
                 <w:szCs w:val="21"/>
               </w:rPr>
               <w:t xml:space="preserve">Count</w:t>
@@ -2185,7 +2202,7 @@
               <w:rPr>
                 <w:rFonts w:ascii="Avenir Next" w:hAnsi="Avenir Next" w:cs="Avenir Next" w:eastAsia="Avenir Next"/>
                 <w:color w:val="1A1A1A"/>
-                <w:sz w:val="21"/>
+                <w:sz w:val="22"/>
                 <w:szCs w:val="21"/>
               </w:rPr>
               <w:t xml:space="preserve"> ticks from that label to the value.</w:t>
@@ -2196,6 +2213,7 @@
     </w:tbl>
     <w:p>
       <w:pPr>
+        <w:pStyle w:val="Heading2"/>
         <w:keepNext/>
         <w:pBdr>
           <w:bottom w:val="single" w:sz="8" w:space="3" w:color="003A70"/>
@@ -2211,7 +2229,7 @@
           <w:b/>
           <w:color w:val="003A70"/>
           <w:spacing w:val="14"/>
-          <w:sz w:val="19"/>
+          <w:sz w:val="22"/>
           <w:szCs w:val="19"/>
         </w:rPr>
         <w:t xml:space="preserve">WATCH ME</w:t>
@@ -2230,7 +2248,7 @@
           <w:rFonts w:ascii="Avenir Next" w:hAnsi="Avenir Next" w:cs="Avenir Next" w:eastAsia="Avenir Next"/>
           <w:i/>
           <w:color w:val="5A5F66"/>
-          <w:sz w:val="17"/>
+          <w:sz w:val="22"/>
           <w:szCs w:val="17"/>
         </w:rPr>
         <w:t xml:space="preserve">the steps in action</w:t>
@@ -2279,7 +2297,7 @@
                 <w:rFonts w:ascii="Avenir Next" w:hAnsi="Avenir Next" w:cs="Avenir Next" w:eastAsia="Avenir Next"/>
                 <w:b/>
                 <w:color w:val="1A1A1A"/>
-                <w:sz w:val="21"/>
+                <w:sz w:val="22"/>
                 <w:szCs w:val="21"/>
               </w:rPr>
               <w:t xml:space="preserve">Plot 26.</w:t>
@@ -2298,25 +2316,25 @@
                 <w:rFonts w:ascii="Avenir Next" w:hAnsi="Avenir Next" w:cs="Avenir Next" w:eastAsia="Avenir Next"/>
                 <w:b/>
                 <w:color w:val="003A70"/>
+                <w:sz w:val="22"/>
+                <w:szCs w:val="19"/>
+              </w:rPr>
+              <w:t xml:space="preserve">Step 1</w:t>
+            </w:r>
+            <w:r>
+              <w:rPr>
+                <w:rFonts w:ascii="Avenir Next" w:hAnsi="Avenir Next" w:cs="Avenir Next" w:eastAsia="Avenir Next"/>
+                <w:color w:val="1A1A1A"/>
                 <w:sz w:val="19"/>
                 <w:szCs w:val="19"/>
               </w:rPr>
-              <w:t xml:space="preserve">Step 1</w:t>
-            </w:r>
-            <w:r>
-              <w:rPr>
-                <w:rFonts w:ascii="Avenir Next" w:hAnsi="Avenir Next" w:cs="Avenir Next" w:eastAsia="Avenir Next"/>
-                <w:color w:val="1A1A1A"/>
-                <w:sz w:val="19"/>
-                <w:szCs w:val="19"/>
-              </w:rPr>
               <w:tab/>
             </w:r>
             <w:r>
               <w:rPr>
                 <w:rFonts w:ascii="Avenir Next" w:hAnsi="Avenir Next" w:cs="Avenir Next" w:eastAsia="Avenir Next"/>
                 <w:color w:val="1A1A1A"/>
-                <w:sz w:val="21"/>
+                <w:sz w:val="22"/>
                 <w:szCs w:val="21"/>
               </w:rPr>
               <w:t xml:space="preserve">One tick is 2.</w:t>
@@ -2335,25 +2353,25 @@
                 <w:rFonts w:ascii="Avenir Next" w:hAnsi="Avenir Next" w:cs="Avenir Next" w:eastAsia="Avenir Next"/>
                 <w:b/>
                 <w:color w:val="003A70"/>
+                <w:sz w:val="22"/>
+                <w:szCs w:val="19"/>
+              </w:rPr>
+              <w:t xml:space="preserve">Step 2</w:t>
+            </w:r>
+            <w:r>
+              <w:rPr>
+                <w:rFonts w:ascii="Avenir Next" w:hAnsi="Avenir Next" w:cs="Avenir Next" w:eastAsia="Avenir Next"/>
+                <w:color w:val="1A1A1A"/>
                 <w:sz w:val="19"/>
                 <w:szCs w:val="19"/>
               </w:rPr>
-              <w:t xml:space="preserve">Step 2</w:t>
-            </w:r>
-            <w:r>
-              <w:rPr>
-                <w:rFonts w:ascii="Avenir Next" w:hAnsi="Avenir Next" w:cs="Avenir Next" w:eastAsia="Avenir Next"/>
-                <w:color w:val="1A1A1A"/>
-                <w:sz w:val="19"/>
-                <w:szCs w:val="19"/>
-              </w:rPr>
               <w:tab/>
             </w:r>
             <w:r>
               <w:rPr>
                 <w:rFonts w:ascii="Avenir Next" w:hAnsi="Avenir Next" w:cs="Avenir Next" w:eastAsia="Avenir Next"/>
                 <w:color w:val="1A1A1A"/>
-                <w:sz w:val="21"/>
+                <w:sz w:val="22"/>
                 <w:szCs w:val="21"/>
               </w:rPr>
               <w:t xml:space="preserve">20 is the label just below 26.</w:t>
@@ -2372,25 +2390,25 @@
                 <w:rFonts w:ascii="Avenir Next" w:hAnsi="Avenir Next" w:cs="Avenir Next" w:eastAsia="Avenir Next"/>
                 <w:b/>
                 <w:color w:val="003A70"/>
+                <w:sz w:val="22"/>
+                <w:szCs w:val="19"/>
+              </w:rPr>
+              <w:t xml:space="preserve">Step 3</w:t>
+            </w:r>
+            <w:r>
+              <w:rPr>
+                <w:rFonts w:ascii="Avenir Next" w:hAnsi="Avenir Next" w:cs="Avenir Next" w:eastAsia="Avenir Next"/>
+                <w:color w:val="1A1A1A"/>
                 <w:sz w:val="19"/>
                 <w:szCs w:val="19"/>
               </w:rPr>
-              <w:t xml:space="preserve">Step 3</w:t>
-            </w:r>
-            <w:r>
-              <w:rPr>
-                <w:rFonts w:ascii="Avenir Next" w:hAnsi="Avenir Next" w:cs="Avenir Next" w:eastAsia="Avenir Next"/>
-                <w:color w:val="1A1A1A"/>
-                <w:sz w:val="19"/>
-                <w:szCs w:val="19"/>
-              </w:rPr>
               <w:tab/>
             </w:r>
             <w:r>
               <w:rPr>
                 <w:rFonts w:ascii="Avenir Next" w:hAnsi="Avenir Next" w:cs="Avenir Next" w:eastAsia="Avenir Next"/>
                 <w:color w:val="1A1A1A"/>
-                <w:sz w:val="21"/>
+                <w:sz w:val="22"/>
                 <w:szCs w:val="21"/>
               </w:rPr>
               <w:t xml:space="preserve">26 − 20 = 6. Count 3 ticks past 20.</w:t>
@@ -2409,18 +2427,18 @@
                 <w:rFonts w:ascii="Avenir Next" w:hAnsi="Avenir Next" w:cs="Avenir Next" w:eastAsia="Avenir Next"/>
                 <w:b/>
                 <w:color w:val="1A1A1A"/>
+                <w:sz w:val="22"/>
+                <w:szCs w:val="21"/>
+              </w:rPr>
+              <w:t xml:space="preserve">Answer</w:t>
+            </w:r>
+            <w:r>
+              <w:rPr>
+                <w:rFonts w:ascii="Avenir Next" w:hAnsi="Avenir Next" w:cs="Avenir Next" w:eastAsia="Avenir Next"/>
+                <w:color w:val="1A1A1A"/>
                 <w:sz w:val="21"/>
                 <w:szCs w:val="21"/>
               </w:rPr>
-              <w:t xml:space="preserve">Answer</w:t>
-            </w:r>
-            <w:r>
-              <w:rPr>
-                <w:rFonts w:ascii="Avenir Next" w:hAnsi="Avenir Next" w:cs="Avenir Next" w:eastAsia="Avenir Next"/>
-                <w:color w:val="1A1A1A"/>
-                <w:sz w:val="21"/>
-                <w:szCs w:val="21"/>
-              </w:rPr>
               <w:tab/>
             </w:r>
             <w:r>
@@ -2428,7 +2446,7 @@
                 <w:rFonts w:ascii="Avenir Next" w:hAnsi="Avenir Next" w:cs="Avenir Next" w:eastAsia="Avenir Next"/>
                 <w:b/>
                 <w:color w:val="1A1A1A"/>
-                <w:sz w:val="21"/>
+                <w:sz w:val="22"/>
                 <w:szCs w:val="21"/>
               </w:rPr>
               <w:t xml:space="preserve">26 is 3 ticks past 20.</w:t>
@@ -2449,7 +2467,7 @@
               <w:drawing>
                 <wp:inline distT="0" distB="0" distL="0" distR="0">
                   <wp:extent cx="2743200" cy="731520"/>
-                  <wp:docPr id="1" name="Figure 1"/>
+                  <wp:docPr id="1" name="Figure 1" descr="Number line from 0 to 40, ticks every 2. Points: x: 26; label: 26."/>
                   <a:graphic xmlns:a="http://schemas.openxmlformats.org/drawingml/2006/main">
                     <a:graphicData uri="http://schemas.openxmlformats.org/drawingml/2006/picture">
                       <pic:pic xmlns:pic="http://schemas.openxmlformats.org/drawingml/2006/picture">
@@ -2489,6 +2507,7 @@
     </w:p>
     <w:p>
       <w:pPr>
+        <w:pStyle w:val="Heading2"/>
         <w:keepNext/>
         <w:pBdr>
           <w:bottom w:val="single" w:sz="8" w:space="3" w:color="003A70"/>
@@ -2504,7 +2523,7 @@
           <w:b/>
           <w:color w:val="003A70"/>
           <w:spacing w:val="14"/>
-          <w:sz w:val="19"/>
+          <w:sz w:val="22"/>
           <w:szCs w:val="19"/>
         </w:rPr>
         <w:t xml:space="preserve">TRY IT WITH HELP</w:t>
@@ -2523,7 +2542,7 @@
           <w:rFonts w:ascii="Avenir Next" w:hAnsi="Avenir Next" w:cs="Avenir Next" w:eastAsia="Avenir Next"/>
           <w:i/>
           <w:color w:val="5A5F66"/>
-          <w:sz w:val="17"/>
+          <w:sz w:val="22"/>
           <w:szCs w:val="17"/>
         </w:rPr>
         <w:t xml:space="preserve">fill in each step</w:t>
@@ -2581,35 +2600,35 @@
           <w:rFonts w:ascii="Avenir Next" w:hAnsi="Avenir Next" w:cs="Avenir Next" w:eastAsia="Avenir Next"/>
           <w:b/>
           <w:color w:val="003A70"/>
+          <w:sz w:val="22"/>
+          <w:szCs w:val="18"/>
+        </w:rPr>
+        <w:t xml:space="preserve">Step 1</w:t>
+      </w:r>
+      <w:r>
+        <w:rPr>
+          <w:rFonts w:ascii="Avenir Next" w:hAnsi="Avenir Next" w:cs="Avenir Next" w:eastAsia="Avenir Next"/>
+          <w:color w:val="1A1A1A"/>
           <w:sz w:val="18"/>
           <w:szCs w:val="18"/>
         </w:rPr>
-        <w:t xml:space="preserve">Step 1</w:t>
-      </w:r>
-      <w:r>
-        <w:rPr>
-          <w:rFonts w:ascii="Avenir Next" w:hAnsi="Avenir Next" w:cs="Avenir Next" w:eastAsia="Avenir Next"/>
-          <w:color w:val="1A1A1A"/>
-          <w:sz w:val="18"/>
-          <w:szCs w:val="18"/>
-        </w:rPr>
         <w:tab/>
       </w:r>
       <w:r>
         <w:rPr>
           <w:rFonts w:ascii="Avenir Next" w:hAnsi="Avenir Next" w:cs="Avenir Next" w:eastAsia="Avenir Next"/>
           <w:color w:val="1A1A1A"/>
+          <w:sz w:val="22"/>
+          <w:szCs w:val="21"/>
+        </w:rPr>
+        <w:t xml:space="preserve">One tick is </w:t>
+      </w:r>
+      <w:r>
+        <w:rPr>
+          <w:rFonts w:ascii="Avenir Next" w:hAnsi="Avenir Next" w:cs="Avenir Next" w:eastAsia="Avenir Next"/>
+          <w:color w:val="1A1A1A"/>
           <w:sz w:val="21"/>
           <w:szCs w:val="21"/>
-        </w:rPr>
-        <w:t xml:space="preserve">One tick is </w:t>
-      </w:r>
-      <w:r>
-        <w:rPr>
-          <w:rFonts w:ascii="Avenir Next" w:hAnsi="Avenir Next" w:cs="Avenir Next" w:eastAsia="Avenir Next"/>
-          <w:color w:val="1A1A1A"/>
-          <w:sz w:val="21"/>
-          <w:szCs w:val="21"/>
           <w:u w:val="single"/>
         </w:rPr>
         <w:t xml:space="preserve">                </w:t>
@@ -2618,7 +2637,7 @@
         <w:rPr>
           <w:rFonts w:ascii="Avenir Next" w:hAnsi="Avenir Next" w:cs="Avenir Next" w:eastAsia="Avenir Next"/>
           <w:color w:val="1A1A1A"/>
-          <w:sz w:val="21"/>
+          <w:sz w:val="22"/>
           <w:szCs w:val="21"/>
         </w:rPr>
         <w:t xml:space="preserve">.</w:t>
@@ -2638,35 +2657,35 @@
           <w:rFonts w:ascii="Avenir Next" w:hAnsi="Avenir Next" w:cs="Avenir Next" w:eastAsia="Avenir Next"/>
           <w:b/>
           <w:color w:val="003A70"/>
+          <w:sz w:val="22"/>
+          <w:szCs w:val="18"/>
+        </w:rPr>
+        <w:t xml:space="preserve">Step 2</w:t>
+      </w:r>
+      <w:r>
+        <w:rPr>
+          <w:rFonts w:ascii="Avenir Next" w:hAnsi="Avenir Next" w:cs="Avenir Next" w:eastAsia="Avenir Next"/>
+          <w:color w:val="1A1A1A"/>
           <w:sz w:val="18"/>
           <w:szCs w:val="18"/>
         </w:rPr>
-        <w:t xml:space="preserve">Step 2</w:t>
-      </w:r>
-      <w:r>
-        <w:rPr>
-          <w:rFonts w:ascii="Avenir Next" w:hAnsi="Avenir Next" w:cs="Avenir Next" w:eastAsia="Avenir Next"/>
-          <w:color w:val="1A1A1A"/>
-          <w:sz w:val="18"/>
-          <w:szCs w:val="18"/>
-        </w:rPr>
         <w:tab/>
       </w:r>
       <w:r>
         <w:rPr>
           <w:rFonts w:ascii="Avenir Next" w:hAnsi="Avenir Next" w:cs="Avenir Next" w:eastAsia="Avenir Next"/>
           <w:color w:val="1A1A1A"/>
+          <w:sz w:val="22"/>
+          <w:szCs w:val="21"/>
+        </w:rPr>
+        <w:t xml:space="preserve">The label just below 18 is </w:t>
+      </w:r>
+      <w:r>
+        <w:rPr>
+          <w:rFonts w:ascii="Avenir Next" w:hAnsi="Avenir Next" w:cs="Avenir Next" w:eastAsia="Avenir Next"/>
+          <w:color w:val="1A1A1A"/>
           <w:sz w:val="21"/>
           <w:szCs w:val="21"/>
-        </w:rPr>
-        <w:t xml:space="preserve">The label just below 18 is </w:t>
-      </w:r>
-      <w:r>
-        <w:rPr>
-          <w:rFonts w:ascii="Avenir Next" w:hAnsi="Avenir Next" w:cs="Avenir Next" w:eastAsia="Avenir Next"/>
-          <w:color w:val="1A1A1A"/>
-          <w:sz w:val="21"/>
-          <w:szCs w:val="21"/>
           <w:u w:val="single"/>
         </w:rPr>
         <w:t xml:space="preserve">                </w:t>
@@ -2675,7 +2694,7 @@
         <w:rPr>
           <w:rFonts w:ascii="Avenir Next" w:hAnsi="Avenir Next" w:cs="Avenir Next" w:eastAsia="Avenir Next"/>
           <w:color w:val="1A1A1A"/>
-          <w:sz w:val="21"/>
+          <w:sz w:val="22"/>
           <w:szCs w:val="21"/>
         </w:rPr>
         <w:t xml:space="preserve">.</w:t>
@@ -2695,35 +2714,35 @@
           <w:rFonts w:ascii="Avenir Next" w:hAnsi="Avenir Next" w:cs="Avenir Next" w:eastAsia="Avenir Next"/>
           <w:b/>
           <w:color w:val="003A70"/>
+          <w:sz w:val="22"/>
+          <w:szCs w:val="18"/>
+        </w:rPr>
+        <w:t xml:space="preserve">Step 3</w:t>
+      </w:r>
+      <w:r>
+        <w:rPr>
+          <w:rFonts w:ascii="Avenir Next" w:hAnsi="Avenir Next" w:cs="Avenir Next" w:eastAsia="Avenir Next"/>
+          <w:color w:val="1A1A1A"/>
           <w:sz w:val="18"/>
           <w:szCs w:val="18"/>
         </w:rPr>
-        <w:t xml:space="preserve">Step 3</w:t>
-      </w:r>
-      <w:r>
-        <w:rPr>
-          <w:rFonts w:ascii="Avenir Next" w:hAnsi="Avenir Next" w:cs="Avenir Next" w:eastAsia="Avenir Next"/>
-          <w:color w:val="1A1A1A"/>
-          <w:sz w:val="18"/>
-          <w:szCs w:val="18"/>
-        </w:rPr>
         <w:tab/>
       </w:r>
       <w:r>
         <w:rPr>
           <w:rFonts w:ascii="Avenir Next" w:hAnsi="Avenir Next" w:cs="Avenir Next" w:eastAsia="Avenir Next"/>
           <w:color w:val="1A1A1A"/>
+          <w:sz w:val="22"/>
+          <w:szCs w:val="21"/>
+        </w:rPr>
+        <w:t xml:space="preserve">Count </w:t>
+      </w:r>
+      <w:r>
+        <w:rPr>
+          <w:rFonts w:ascii="Avenir Next" w:hAnsi="Avenir Next" w:cs="Avenir Next" w:eastAsia="Avenir Next"/>
+          <w:color w:val="1A1A1A"/>
           <w:sz w:val="21"/>
           <w:szCs w:val="21"/>
-        </w:rPr>
-        <w:t xml:space="preserve">Count </w:t>
-      </w:r>
-      <w:r>
-        <w:rPr>
-          <w:rFonts w:ascii="Avenir Next" w:hAnsi="Avenir Next" w:cs="Avenir Next" w:eastAsia="Avenir Next"/>
-          <w:color w:val="1A1A1A"/>
-          <w:sz w:val="21"/>
-          <w:szCs w:val="21"/>
           <w:u w:val="single"/>
         </w:rPr>
         <w:t xml:space="preserve">                </w:t>
@@ -2732,7 +2751,7 @@
         <w:rPr>
           <w:rFonts w:ascii="Avenir Next" w:hAnsi="Avenir Next" w:cs="Avenir Next" w:eastAsia="Avenir Next"/>
           <w:color w:val="1A1A1A"/>
-          <w:sz w:val="21"/>
+          <w:sz w:val="22"/>
           <w:szCs w:val="21"/>
         </w:rPr>
         <w:t xml:space="preserve"> ticks past 10.</w:t>
@@ -2795,35 +2814,35 @@
           <w:rFonts w:ascii="Avenir Next" w:hAnsi="Avenir Next" w:cs="Avenir Next" w:eastAsia="Avenir Next"/>
           <w:b/>
           <w:color w:val="003A70"/>
+          <w:sz w:val="22"/>
+          <w:szCs w:val="18"/>
+        </w:rPr>
+        <w:t xml:space="preserve">Step 1</w:t>
+      </w:r>
+      <w:r>
+        <w:rPr>
+          <w:rFonts w:ascii="Avenir Next" w:hAnsi="Avenir Next" w:cs="Avenir Next" w:eastAsia="Avenir Next"/>
+          <w:color w:val="1A1A1A"/>
           <w:sz w:val="18"/>
           <w:szCs w:val="18"/>
         </w:rPr>
-        <w:t xml:space="preserve">Step 1</w:t>
-      </w:r>
-      <w:r>
-        <w:rPr>
-          <w:rFonts w:ascii="Avenir Next" w:hAnsi="Avenir Next" w:cs="Avenir Next" w:eastAsia="Avenir Next"/>
-          <w:color w:val="1A1A1A"/>
-          <w:sz w:val="18"/>
-          <w:szCs w:val="18"/>
-        </w:rPr>
         <w:tab/>
       </w:r>
       <w:r>
         <w:rPr>
           <w:rFonts w:ascii="Avenir Next" w:hAnsi="Avenir Next" w:cs="Avenir Next" w:eastAsia="Avenir Next"/>
           <w:color w:val="1A1A1A"/>
+          <w:sz w:val="22"/>
+          <w:szCs w:val="21"/>
+        </w:rPr>
+        <w:t xml:space="preserve">One tick is </w:t>
+      </w:r>
+      <w:r>
+        <w:rPr>
+          <w:rFonts w:ascii="Avenir Next" w:hAnsi="Avenir Next" w:cs="Avenir Next" w:eastAsia="Avenir Next"/>
+          <w:color w:val="1A1A1A"/>
           <w:sz w:val="21"/>
           <w:szCs w:val="21"/>
-        </w:rPr>
-        <w:t xml:space="preserve">One tick is </w:t>
-      </w:r>
-      <w:r>
-        <w:rPr>
-          <w:rFonts w:ascii="Avenir Next" w:hAnsi="Avenir Next" w:cs="Avenir Next" w:eastAsia="Avenir Next"/>
-          <w:color w:val="1A1A1A"/>
-          <w:sz w:val="21"/>
-          <w:szCs w:val="21"/>
           <w:u w:val="single"/>
         </w:rPr>
         <w:t xml:space="preserve">                </w:t>
@@ -2832,7 +2851,7 @@
         <w:rPr>
           <w:rFonts w:ascii="Avenir Next" w:hAnsi="Avenir Next" w:cs="Avenir Next" w:eastAsia="Avenir Next"/>
           <w:color w:val="1A1A1A"/>
-          <w:sz w:val="21"/>
+          <w:sz w:val="22"/>
           <w:szCs w:val="21"/>
         </w:rPr>
         <w:t xml:space="preserve">.</w:t>
@@ -2852,35 +2871,35 @@
           <w:rFonts w:ascii="Avenir Next" w:hAnsi="Avenir Next" w:cs="Avenir Next" w:eastAsia="Avenir Next"/>
           <w:b/>
           <w:color w:val="003A70"/>
+          <w:sz w:val="22"/>
+          <w:szCs w:val="18"/>
+        </w:rPr>
+        <w:t xml:space="preserve">Step 2</w:t>
+      </w:r>
+      <w:r>
+        <w:rPr>
+          <w:rFonts w:ascii="Avenir Next" w:hAnsi="Avenir Next" w:cs="Avenir Next" w:eastAsia="Avenir Next"/>
+          <w:color w:val="1A1A1A"/>
           <w:sz w:val="18"/>
           <w:szCs w:val="18"/>
         </w:rPr>
-        <w:t xml:space="preserve">Step 2</w:t>
-      </w:r>
-      <w:r>
-        <w:rPr>
-          <w:rFonts w:ascii="Avenir Next" w:hAnsi="Avenir Next" w:cs="Avenir Next" w:eastAsia="Avenir Next"/>
-          <w:color w:val="1A1A1A"/>
-          <w:sz w:val="18"/>
-          <w:szCs w:val="18"/>
-        </w:rPr>
         <w:tab/>
       </w:r>
       <w:r>
         <w:rPr>
           <w:rFonts w:ascii="Avenir Next" w:hAnsi="Avenir Next" w:cs="Avenir Next" w:eastAsia="Avenir Next"/>
           <w:color w:val="1A1A1A"/>
+          <w:sz w:val="22"/>
+          <w:szCs w:val="21"/>
+        </w:rPr>
+        <w:t xml:space="preserve">The label just below 35 is </w:t>
+      </w:r>
+      <w:r>
+        <w:rPr>
+          <w:rFonts w:ascii="Avenir Next" w:hAnsi="Avenir Next" w:cs="Avenir Next" w:eastAsia="Avenir Next"/>
+          <w:color w:val="1A1A1A"/>
           <w:sz w:val="21"/>
           <w:szCs w:val="21"/>
-        </w:rPr>
-        <w:t xml:space="preserve">The label just below 35 is </w:t>
-      </w:r>
-      <w:r>
-        <w:rPr>
-          <w:rFonts w:ascii="Avenir Next" w:hAnsi="Avenir Next" w:cs="Avenir Next" w:eastAsia="Avenir Next"/>
-          <w:color w:val="1A1A1A"/>
-          <w:sz w:val="21"/>
-          <w:szCs w:val="21"/>
           <w:u w:val="single"/>
         </w:rPr>
         <w:t xml:space="preserve">                </w:t>
@@ -2889,7 +2908,7 @@
         <w:rPr>
           <w:rFonts w:ascii="Avenir Next" w:hAnsi="Avenir Next" w:cs="Avenir Next" w:eastAsia="Avenir Next"/>
           <w:color w:val="1A1A1A"/>
-          <w:sz w:val="21"/>
+          <w:sz w:val="22"/>
           <w:szCs w:val="21"/>
         </w:rPr>
         <w:t xml:space="preserve">.</w:t>
@@ -2909,35 +2928,35 @@
           <w:rFonts w:ascii="Avenir Next" w:hAnsi="Avenir Next" w:cs="Avenir Next" w:eastAsia="Avenir Next"/>
           <w:b/>
           <w:color w:val="003A70"/>
+          <w:sz w:val="22"/>
+          <w:szCs w:val="18"/>
+        </w:rPr>
+        <w:t xml:space="preserve">Step 3</w:t>
+      </w:r>
+      <w:r>
+        <w:rPr>
+          <w:rFonts w:ascii="Avenir Next" w:hAnsi="Avenir Next" w:cs="Avenir Next" w:eastAsia="Avenir Next"/>
+          <w:color w:val="1A1A1A"/>
           <w:sz w:val="18"/>
           <w:szCs w:val="18"/>
         </w:rPr>
-        <w:t xml:space="preserve">Step 3</w:t>
-      </w:r>
-      <w:r>
-        <w:rPr>
-          <w:rFonts w:ascii="Avenir Next" w:hAnsi="Avenir Next" w:cs="Avenir Next" w:eastAsia="Avenir Next"/>
-          <w:color w:val="1A1A1A"/>
-          <w:sz w:val="18"/>
-          <w:szCs w:val="18"/>
-        </w:rPr>
         <w:tab/>
       </w:r>
       <w:r>
         <w:rPr>
           <w:rFonts w:ascii="Avenir Next" w:hAnsi="Avenir Next" w:cs="Avenir Next" w:eastAsia="Avenir Next"/>
           <w:color w:val="1A1A1A"/>
+          <w:sz w:val="22"/>
+          <w:szCs w:val="21"/>
+        </w:rPr>
+        <w:t xml:space="preserve">Count </w:t>
+      </w:r>
+      <w:r>
+        <w:rPr>
+          <w:rFonts w:ascii="Avenir Next" w:hAnsi="Avenir Next" w:cs="Avenir Next" w:eastAsia="Avenir Next"/>
+          <w:color w:val="1A1A1A"/>
           <w:sz w:val="21"/>
           <w:szCs w:val="21"/>
-        </w:rPr>
-        <w:t xml:space="preserve">Count </w:t>
-      </w:r>
-      <w:r>
-        <w:rPr>
-          <w:rFonts w:ascii="Avenir Next" w:hAnsi="Avenir Next" w:cs="Avenir Next" w:eastAsia="Avenir Next"/>
-          <w:color w:val="1A1A1A"/>
-          <w:sz w:val="21"/>
-          <w:szCs w:val="21"/>
           <w:u w:val="single"/>
         </w:rPr>
         <w:t xml:space="preserve">                </w:t>
@@ -2946,7 +2965,7 @@
         <w:rPr>
           <w:rFonts w:ascii="Avenir Next" w:hAnsi="Avenir Next" w:cs="Avenir Next" w:eastAsia="Avenir Next"/>
           <w:color w:val="1A1A1A"/>
-          <w:sz w:val="21"/>
+          <w:sz w:val="22"/>
           <w:szCs w:val="21"/>
         </w:rPr>
         <w:t xml:space="preserve"> ticks past 20.</w:t>
@@ -2959,6 +2978,7 @@
     </w:p>
     <w:p>
       <w:pPr>
+        <w:pStyle w:val="Heading2"/>
         <w:keepNext/>
         <w:pBdr>
           <w:bottom w:val="single" w:sz="8" w:space="3" w:color="003A70"/>
@@ -2974,7 +2994,7 @@
           <w:b/>
           <w:color w:val="003A70"/>
           <w:spacing w:val="14"/>
-          <w:sz w:val="19"/>
+          <w:sz w:val="22"/>
           <w:szCs w:val="19"/>
         </w:rPr>
         <w:t xml:space="preserve">YOUR TURN</w:t>
@@ -2993,7 +3013,7 @@
           <w:rFonts w:ascii="Avenir Next" w:hAnsi="Avenir Next" w:cs="Avenir Next" w:eastAsia="Avenir Next"/>
           <w:i/>
           <w:color w:val="5A5F66"/>
-          <w:sz w:val="17"/>
+          <w:sz w:val="22"/>
           <w:szCs w:val="17"/>
         </w:rPr>
         <w:t xml:space="preserve">use the steps on your own</w:t>
@@ -3502,6 +3522,7 @@
     </w:p>
     <w:p>
       <w:pPr>
+        <w:pStyle w:val="Heading2"/>
         <w:keepNext/>
         <w:pBdr>
           <w:bottom w:val="single" w:sz="8" w:space="3" w:color="003A70"/>
@@ -3517,7 +3538,7 @@
           <w:b/>
           <w:color w:val="003A70"/>
           <w:spacing w:val="14"/>
-          <w:sz w:val="19"/>
+          <w:sz w:val="22"/>
           <w:szCs w:val="19"/>
         </w:rPr>
         <w:t xml:space="preserve">READY CHECK</w:t>
@@ -3536,7 +3557,7 @@
           <w:rFonts w:ascii="Avenir Next" w:hAnsi="Avenir Next" w:cs="Avenir Next" w:eastAsia="Avenir Next"/>
           <w:i/>
           <w:color w:val="5A5F66"/>
-          <w:sz w:val="17"/>
+          <w:sz w:val="22"/>
           <w:szCs w:val="17"/>
         </w:rPr>
         <w:t xml:space="preserve">a problem like the one in today’s lesson</w:t>
@@ -3668,25 +3689,25 @@
                       <w:rFonts w:ascii="Avenir Next" w:hAnsi="Avenir Next" w:cs="Avenir Next" w:eastAsia="Avenir Next"/>
                       <w:b/>
                       <w:color w:val="003A70"/>
+                      <w:sz w:val="22"/>
+                      <w:szCs w:val="21"/>
+                    </w:rPr>
+                    <w:t xml:space="preserve">A</w:t>
+                  </w:r>
+                  <w:r>
+                    <w:rPr>
+                      <w:rFonts w:ascii="Avenir Next" w:hAnsi="Avenir Next" w:cs="Avenir Next" w:eastAsia="Avenir Next"/>
+                      <w:color w:val="1A1A1A"/>
                       <w:sz w:val="21"/>
                       <w:szCs w:val="21"/>
                     </w:rPr>
-                    <w:t xml:space="preserve">A</w:t>
-                  </w:r>
-                  <w:r>
-                    <w:rPr>
-                      <w:rFonts w:ascii="Avenir Next" w:hAnsi="Avenir Next" w:cs="Avenir Next" w:eastAsia="Avenir Next"/>
-                      <w:color w:val="1A1A1A"/>
-                      <w:sz w:val="21"/>
-                      <w:szCs w:val="21"/>
-                    </w:rPr>
                     <w:tab/>
                   </w:r>
                   <w:r>
                     <w:rPr>
                       <w:rFonts w:ascii="Avenir Next" w:hAnsi="Avenir Next" w:cs="Avenir Next" w:eastAsia="Avenir Next"/>
                       <w:color w:val="1A1A1A"/>
-                      <w:sz w:val="21"/>
+                      <w:sz w:val="22"/>
                       <w:szCs w:val="21"/>
                     </w:rPr>
                     <w:t xml:space="preserve">5</w:t>
@@ -3711,25 +3732,25 @@
                       <w:rFonts w:ascii="Avenir Next" w:hAnsi="Avenir Next" w:cs="Avenir Next" w:eastAsia="Avenir Next"/>
                       <w:b/>
                       <w:color w:val="003A70"/>
+                      <w:sz w:val="22"/>
+                      <w:szCs w:val="21"/>
+                    </w:rPr>
+                    <w:t xml:space="preserve">B</w:t>
+                  </w:r>
+                  <w:r>
+                    <w:rPr>
+                      <w:rFonts w:ascii="Avenir Next" w:hAnsi="Avenir Next" w:cs="Avenir Next" w:eastAsia="Avenir Next"/>
+                      <w:color w:val="1A1A1A"/>
                       <w:sz w:val="21"/>
                       <w:szCs w:val="21"/>
                     </w:rPr>
-                    <w:t xml:space="preserve">B</w:t>
-                  </w:r>
-                  <w:r>
-                    <w:rPr>
-                      <w:rFonts w:ascii="Avenir Next" w:hAnsi="Avenir Next" w:cs="Avenir Next" w:eastAsia="Avenir Next"/>
-                      <w:color w:val="1A1A1A"/>
-                      <w:sz w:val="21"/>
-                      <w:szCs w:val="21"/>
-                    </w:rPr>
                     <w:tab/>
                   </w:r>
                   <w:r>
                     <w:rPr>
                       <w:rFonts w:ascii="Avenir Next" w:hAnsi="Avenir Next" w:cs="Avenir Next" w:eastAsia="Avenir Next"/>
                       <w:color w:val="1A1A1A"/>
-                      <w:sz w:val="21"/>
+                      <w:sz w:val="22"/>
                       <w:szCs w:val="21"/>
                     </w:rPr>
                     <w:t xml:space="preserve">9</w:t>
@@ -3754,25 +3775,25 @@
                       <w:rFonts w:ascii="Avenir Next" w:hAnsi="Avenir Next" w:cs="Avenir Next" w:eastAsia="Avenir Next"/>
                       <w:b/>
                       <w:color w:val="003A70"/>
+                      <w:sz w:val="22"/>
+                      <w:szCs w:val="21"/>
+                    </w:rPr>
+                    <w:t xml:space="preserve">C</w:t>
+                  </w:r>
+                  <w:r>
+                    <w:rPr>
+                      <w:rFonts w:ascii="Avenir Next" w:hAnsi="Avenir Next" w:cs="Avenir Next" w:eastAsia="Avenir Next"/>
+                      <w:color w:val="1A1A1A"/>
                       <w:sz w:val="21"/>
                       <w:szCs w:val="21"/>
                     </w:rPr>
-                    <w:t xml:space="preserve">C</w:t>
-                  </w:r>
-                  <w:r>
-                    <w:rPr>
-                      <w:rFonts w:ascii="Avenir Next" w:hAnsi="Avenir Next" w:cs="Avenir Next" w:eastAsia="Avenir Next"/>
-                      <w:color w:val="1A1A1A"/>
-                      <w:sz w:val="21"/>
-                      <w:szCs w:val="21"/>
-                    </w:rPr>
                     <w:tab/>
                   </w:r>
                   <w:r>
                     <w:rPr>
                       <w:rFonts w:ascii="Avenir Next" w:hAnsi="Avenir Next" w:cs="Avenir Next" w:eastAsia="Avenir Next"/>
                       <w:color w:val="1A1A1A"/>
-                      <w:sz w:val="21"/>
+                      <w:sz w:val="22"/>
                       <w:szCs w:val="21"/>
                     </w:rPr>
                     <w:t xml:space="preserve">20</w:t>
@@ -3797,25 +3818,25 @@
                       <w:rFonts w:ascii="Avenir Next" w:hAnsi="Avenir Next" w:cs="Avenir Next" w:eastAsia="Avenir Next"/>
                       <w:b/>
                       <w:color w:val="003A70"/>
+                      <w:sz w:val="22"/>
+                      <w:szCs w:val="21"/>
+                    </w:rPr>
+                    <w:t xml:space="preserve">D</w:t>
+                  </w:r>
+                  <w:r>
+                    <w:rPr>
+                      <w:rFonts w:ascii="Avenir Next" w:hAnsi="Avenir Next" w:cs="Avenir Next" w:eastAsia="Avenir Next"/>
+                      <w:color w:val="1A1A1A"/>
                       <w:sz w:val="21"/>
                       <w:szCs w:val="21"/>
                     </w:rPr>
-                    <w:t xml:space="preserve">D</w:t>
-                  </w:r>
-                  <w:r>
-                    <w:rPr>
-                      <w:rFonts w:ascii="Avenir Next" w:hAnsi="Avenir Next" w:cs="Avenir Next" w:eastAsia="Avenir Next"/>
-                      <w:color w:val="1A1A1A"/>
-                      <w:sz w:val="21"/>
-                      <w:szCs w:val="21"/>
-                    </w:rPr>
                     <w:tab/>
                   </w:r>
                   <w:r>
                     <w:rPr>
                       <w:rFonts w:ascii="Avenir Next" w:hAnsi="Avenir Next" w:cs="Avenir Next" w:eastAsia="Avenir Next"/>
                       <w:color w:val="1A1A1A"/>
-                      <w:sz w:val="21"/>
+                      <w:sz w:val="22"/>
                       <w:szCs w:val="21"/>
                     </w:rPr>
                     <w:t xml:space="preserve">24</w:t>
@@ -3864,19 +3885,42 @@
         <w:tblLook w:val="0000" w:firstRow="0" w:lastRow="0" w:firstColumn="0" w:lastColumn="0" w:noHBand="1" w:noVBand="1"/>
       </w:tblPr>
       <w:tblGrid>
-        <w:gridCol w:w="2000"/>
-        <w:gridCol w:w="2300"/>
-        <w:gridCol w:w="2100"/>
-        <w:gridCol w:w="3104"/>
+        <w:gridCol w:w="1750"/>
+        <w:gridCol w:w="2500"/>
+        <w:gridCol w:w="2200"/>
+        <w:gridCol w:w="3054"/>
       </w:tblGrid>
       <w:tr>
         <w:trPr>
           <w:cantSplit/>
-          <w:trHeight w:val="320" w:hRule="atLeast"/>
+          <w:trHeight w:val="300" w:hRule="atLeast"/>
         </w:trPr>
         <w:tc>
           <w:tcPr>
-            <w:tcW w:w="2000" w:type="dxa"/>
+            <w:tcW w:w="1750" w:type="dxa"/>
+            <w:vAlign w:val="center"/>
+          </w:tcPr>
+          <w:p>
+            <w:pPr>
+              <w:pStyle w:val="Heading2"/>
+              <w:spacing w:before="0" w:after="0" w:line="240" w:lineRule="auto"/>
+            </w:pPr>
+            <w:r>
+              <w:rPr>
+                <w:rFonts w:ascii="Avenir Next" w:hAnsi="Avenir Next" w:cs="Avenir Next" w:eastAsia="Avenir Next"/>
+                <w:b/>
+                <w:color w:val="003A70"/>
+                <w:spacing w:val="12"/>
+                <w:sz w:val="15"/>
+                <w:szCs w:val="15"/>
+              </w:rPr>
+              <w:t xml:space="preserve">CHECK YOURSELF</w:t>
+            </w:r>
+          </w:p>
+        </w:tc>
+        <w:tc>
+          <w:tcPr>
+            <w:tcW w:w="2500" w:type="dxa"/>
             <w:vAlign w:val="center"/>
           </w:tcPr>
           <w:p>
@@ -3885,20 +3929,27 @@
             </w:pPr>
             <w:r>
               <w:rPr>
-                <w:rFonts w:ascii="Avenir Next" w:hAnsi="Avenir Next" w:cs="Avenir Next" w:eastAsia="Avenir Next"/>
-                <w:b/>
-                <w:color w:val="003A70"/>
-                <w:spacing w:val="12"/>
-                <w:sz w:val="15"/>
-                <w:szCs w:val="15"/>
-              </w:rPr>
-              <w:t xml:space="preserve">CHECK YOURSELF</w:t>
+                <w:rFonts w:ascii="Arial" w:hAnsi="Arial" w:cs="Arial" w:eastAsia="Arial"/>
+                <w:color w:val="1A1A1A"/>
+                <w:sz w:val="20"/>
+                <w:szCs w:val="20"/>
+              </w:rPr>
+              <w:t xml:space="preserve">□</w:t>
+            </w:r>
+            <w:r>
+              <w:rPr>
+                <w:rFonts w:ascii="Avenir Next" w:hAnsi="Avenir Next" w:cs="Avenir Next" w:eastAsia="Avenir Next"/>
+                <w:color w:val="1A1A1A"/>
+                <w:sz w:val="17"/>
+                <w:szCs w:val="17"/>
+              </w:rPr>
+              <w:t xml:space="preserve">  I can do this on my own</w:t>
             </w:r>
           </w:p>
         </w:tc>
         <w:tc>
           <w:tcPr>
-            <w:tcW w:w="2300" w:type="dxa"/>
+            <w:tcW w:w="2200" w:type="dxa"/>
             <w:vAlign w:val="center"/>
           </w:tcPr>
           <w:p>
@@ -3909,8 +3960,8 @@
               <w:rPr>
                 <w:rFonts w:ascii="Arial" w:hAnsi="Arial" w:cs="Arial" w:eastAsia="Arial"/>
                 <w:color w:val="1A1A1A"/>
-                <w:sz w:val="24"/>
-                <w:szCs w:val="24"/>
+                <w:sz w:val="20"/>
+                <w:szCs w:val="20"/>
               </w:rPr>
               <w:t xml:space="preserve">□</w:t>
             </w:r>
@@ -3921,13 +3972,13 @@
                 <w:sz w:val="17"/>
                 <w:szCs w:val="17"/>
               </w:rPr>
-              <w:t xml:space="preserve">  I can do this on my own</w:t>
+              <w:t xml:space="preserve">  I need a little help</w:t>
             </w:r>
           </w:p>
         </w:tc>
         <w:tc>
           <w:tcPr>
-            <w:tcW w:w="2100" w:type="dxa"/>
+            <w:tcW w:w="3054" w:type="dxa"/>
             <w:vAlign w:val="center"/>
           </w:tcPr>
           <w:p>
@@ -3938,37 +3989,8 @@
               <w:rPr>
                 <w:rFonts w:ascii="Arial" w:hAnsi="Arial" w:cs="Arial" w:eastAsia="Arial"/>
                 <w:color w:val="1A1A1A"/>
-                <w:sz w:val="24"/>
-                <w:szCs w:val="24"/>
-              </w:rPr>
-              <w:t xml:space="preserve">□</w:t>
-            </w:r>
-            <w:r>
-              <w:rPr>
-                <w:rFonts w:ascii="Avenir Next" w:hAnsi="Avenir Next" w:cs="Avenir Next" w:eastAsia="Avenir Next"/>
-                <w:color w:val="1A1A1A"/>
-                <w:sz w:val="17"/>
-                <w:szCs w:val="17"/>
-              </w:rPr>
-              <w:t xml:space="preserve">  I need a little help</w:t>
-            </w:r>
-          </w:p>
-        </w:tc>
-        <w:tc>
-          <w:tcPr>
-            <w:tcW w:w="3104" w:type="dxa"/>
-            <w:vAlign w:val="center"/>
-          </w:tcPr>
-          <w:p>
-            <w:pPr>
-              <w:spacing w:before="0" w:after="0" w:line="240" w:lineRule="auto"/>
-            </w:pPr>
-            <w:r>
-              <w:rPr>
-                <w:rFonts w:ascii="Arial" w:hAnsi="Arial" w:cs="Arial" w:eastAsia="Arial"/>
-                <w:color w:val="1A1A1A"/>
-                <w:sz w:val="24"/>
-                <w:szCs w:val="24"/>
+                <w:sz w:val="20"/>
+                <w:szCs w:val="20"/>
               </w:rPr>
               <w:t xml:space="preserve">□</w:t>
             </w:r>
@@ -4003,7 +4025,7 @@
     <w:sectPr>
       <w:footerReference w:type="default" r:id="rIdFooter1"/>
       <w:pgSz w:w="12240" w:h="15840"/>
-      <w:pgMar w:top="893" w:right="1224" w:bottom="835" w:left="1512" w:header="432" w:footer="432" w:gutter="0"/>
+      <w:pgMar w:top="780" w:right="1224" w:bottom="760" w:left="1512" w:header="432" w:footer="432" w:gutter="0"/>
       <w:cols w:space="720"/>
     </w:sectPr>
   </w:body>
@@ -4083,7 +4105,106 @@
               <w:sz w:val="15"/>
               <w:szCs w:val="15"/>
             </w:rPr>
-            <w:t xml:space="preserve">Lesson 2-4  ·  Session 1  ·  Prerequisite Practice B</w:t>
+            <w:t xml:space="preserve">2-4 · Page </w:t>
+          </w:r>
+          <w:r>
+            <w:rPr>
+              <w:rFonts w:ascii="Avenir Next" w:hAnsi="Avenir Next" w:cs="Avenir Next" w:eastAsia="Avenir Next"/>
+              <w:color w:val="5A5F66"/>
+              <w:sz w:val="15"/>
+              <w:szCs w:val="15"/>
+            </w:rPr>
+            <w:fldChar w:fldCharType="begin"/>
+          </w:r>
+          <w:r>
+            <w:rPr>
+              <w:rFonts w:ascii="Avenir Next" w:hAnsi="Avenir Next" w:cs="Avenir Next" w:eastAsia="Avenir Next"/>
+              <w:color w:val="5A5F66"/>
+              <w:sz w:val="15"/>
+              <w:szCs w:val="15"/>
+            </w:rPr>
+            <w:instrText xml:space="preserve"> PAGE </w:instrText>
+          </w:r>
+          <w:r>
+            <w:rPr>
+              <w:rFonts w:ascii="Avenir Next" w:hAnsi="Avenir Next" w:cs="Avenir Next" w:eastAsia="Avenir Next"/>
+              <w:color w:val="5A5F66"/>
+              <w:sz w:val="15"/>
+              <w:szCs w:val="15"/>
+            </w:rPr>
+            <w:fldChar w:fldCharType="separate"/>
+          </w:r>
+          <w:r>
+            <w:rPr>
+              <w:rFonts w:ascii="Avenir Next" w:hAnsi="Avenir Next" w:cs="Avenir Next" w:eastAsia="Avenir Next"/>
+              <w:color w:val="5A5F66"/>
+              <w:sz w:val="15"/>
+              <w:szCs w:val="15"/>
+            </w:rPr>
+            <w:t xml:space="preserve">1</w:t>
+          </w:r>
+          <w:r>
+            <w:rPr>
+              <w:rFonts w:ascii="Avenir Next" w:hAnsi="Avenir Next" w:cs="Avenir Next" w:eastAsia="Avenir Next"/>
+              <w:color w:val="5A5F66"/>
+              <w:sz w:val="15"/>
+              <w:szCs w:val="15"/>
+            </w:rPr>
+            <w:fldChar w:fldCharType="end"/>
+          </w:r>
+          <w:r>
+            <w:rPr>
+              <w:rFonts w:ascii="Avenir Next" w:hAnsi="Avenir Next" w:cs="Avenir Next" w:eastAsia="Avenir Next"/>
+              <w:color w:val="5A5F66"/>
+              <w:sz w:val="15"/>
+              <w:szCs w:val="15"/>
+            </w:rPr>
+            <w:t xml:space="preserve"> of </w:t>
+          </w:r>
+          <w:r>
+            <w:rPr>
+              <w:rFonts w:ascii="Avenir Next" w:hAnsi="Avenir Next" w:cs="Avenir Next" w:eastAsia="Avenir Next"/>
+              <w:color w:val="5A5F66"/>
+              <w:sz w:val="15"/>
+              <w:szCs w:val="15"/>
+            </w:rPr>
+            <w:fldChar w:fldCharType="begin"/>
+          </w:r>
+          <w:r>
+            <w:rPr>
+              <w:rFonts w:ascii="Avenir Next" w:hAnsi="Avenir Next" w:cs="Avenir Next" w:eastAsia="Avenir Next"/>
+              <w:color w:val="5A5F66"/>
+              <w:sz w:val="15"/>
+              <w:szCs w:val="15"/>
+            </w:rPr>
+            <w:instrText xml:space="preserve"> NUMPAGES </w:instrText>
+          </w:r>
+          <w:r>
+            <w:rPr>
+              <w:rFonts w:ascii="Avenir Next" w:hAnsi="Avenir Next" w:cs="Avenir Next" w:eastAsia="Avenir Next"/>
+              <w:color w:val="5A5F66"/>
+              <w:sz w:val="15"/>
+              <w:szCs w:val="15"/>
+            </w:rPr>
+            <w:fldChar w:fldCharType="separate"/>
+          </w:r>
+          <w:r>
+            <w:rPr>
+              <w:rFonts w:ascii="Avenir Next" w:hAnsi="Avenir Next" w:cs="Avenir Next" w:eastAsia="Avenir Next"/>
+              <w:color w:val="5A5F66"/>
+              <w:sz w:val="15"/>
+              <w:szCs w:val="15"/>
+            </w:rPr>
+            <w:t xml:space="preserve">1</w:t>
+          </w:r>
+          <w:r>
+            <w:rPr>
+              <w:rFonts w:ascii="Avenir Next" w:hAnsi="Avenir Next" w:cs="Avenir Next" w:eastAsia="Avenir Next"/>
+              <w:color w:val="5A5F66"/>
+              <w:sz w:val="15"/>
+              <w:szCs w:val="15"/>
+            </w:rPr>
+            <w:fldChar w:fldCharType="end"/>
           </w:r>
         </w:p>
       </w:tc>
@@ -4126,5 +4247,23 @@
       </w:tblCellMar>
     </w:tblPr>
   </w:style>
+  <w:style w:type="paragraph" w:styleId="Heading1">
+    <w:name w:val="heading 1"/>
+    <w:basedOn w:val="Normal"/>
+    <w:pPr>
+      <w:outlineLvl w:val="0"/>
+      <w:keepNext w:val="0"/>
+      <w:keepLines w:val="0"/>
+    </w:pPr>
+  </w:style>
+  <w:style w:type="paragraph" w:styleId="Heading2">
+    <w:name w:val="heading 2"/>
+    <w:basedOn w:val="Normal"/>
+    <w:pPr>
+      <w:outlineLvl w:val="1"/>
+      <w:keepNext w:val="0"/>
+      <w:keepLines w:val="0"/>
+    </w:pPr>
+  </w:style>
 </w:styles>
 </file>